--- a/Documentatie/Verslagen/onderzoek merel.docx
+++ b/Documentatie/Verslagen/onderzoek merel.docx
@@ -15,13 +15,12 @@
         <w:p>
           <w:r>
             <w:rPr>
-              <w:noProof/>
               <w:color w:val="FF0000"/>
             </w:rPr>
             <mc:AlternateContent>
               <mc:Choice Requires="wpg">
                 <w:drawing>
-                  <wp:anchor distT="0" distB="0" distL="114300" distR="114300" simplePos="0" relativeHeight="251659264" behindDoc="0" locked="0" layoutInCell="1" allowOverlap="1" wp14:anchorId="4CA00E53" wp14:editId="3352525B">
+                  <wp:anchor distT="0" distB="0" distL="114300" distR="114300" simplePos="0" relativeHeight="251659264" behindDoc="0" locked="0" layoutInCell="1" allowOverlap="1" wp14:anchorId="4CA00E53" wp14:editId="73FD969F">
                     <wp:simplePos x="0" y="0"/>
                     <wp:positionH relativeFrom="page">
                       <wp:align>right</wp:align>
@@ -175,6 +174,7 @@
                                       <w:color w:val="FFFFFF" w:themeColor="background1"/>
                                       <w:sz w:val="96"/>
                                       <w:szCs w:val="96"/>
+                                      <w:lang w:val="en-US"/>
                                     </w:rPr>
                                   </w:pPr>
                                   <w:r>
@@ -182,6 +182,7 @@
                                       <w:color w:val="FFFFFF" w:themeColor="background1"/>
                                       <w:sz w:val="96"/>
                                       <w:szCs w:val="96"/>
+                                      <w:lang w:val="en-US"/>
                                     </w:rPr>
                                     <w:t>Project 7/8</w:t>
                                   </w:r>
@@ -249,6 +250,7 @@
                                       <w:color w:val="FFFFFF" w:themeColor="background1"/>
                                       <w:sz w:val="24"/>
                                       <w:szCs w:val="24"/>
+                                      <w:lang w:val="en-US"/>
                                     </w:rPr>
                                   </w:pPr>
                                   <w:r>
@@ -258,8 +260,31 @@
                                       <w:color w:val="FFFFFF" w:themeColor="background1"/>
                                       <w:sz w:val="24"/>
                                       <w:szCs w:val="24"/>
+                                      <w:lang w:val="en-US"/>
                                     </w:rPr>
-                                    <w:t>Merel van der Leeden (1103194)</w:t>
+                                    <w:t>Merel van der Leede</w:t>
+                                  </w:r>
+                                  <w:r>
+                                    <w:rPr>
+                                      <w:b/>
+                                      <w:bCs/>
+                                      <w:color w:val="FFFFFF" w:themeColor="background1"/>
+                                      <w:sz w:val="24"/>
+                                      <w:szCs w:val="24"/>
+                                      <w:lang w:val="en-US"/>
+                                    </w:rPr>
+                                    <w:t xml:space="preserve">n </w:t>
+                                  </w:r>
+                                  <w:r>
+                                    <w:rPr>
+                                      <w:b/>
+                                      <w:bCs/>
+                                      <w:color w:val="FFFFFF" w:themeColor="background1"/>
+                                      <w:sz w:val="24"/>
+                                      <w:szCs w:val="24"/>
+                                      <w:lang w:val="en-US"/>
+                                    </w:rPr>
+                                    <w:t>(1103194)</w:t>
                                   </w:r>
                                 </w:p>
                                 <w:p>
@@ -272,6 +297,7 @@
                                       <w:color w:val="FFFFFF" w:themeColor="background1"/>
                                       <w:sz w:val="24"/>
                                       <w:szCs w:val="24"/>
+                                      <w:lang w:val="en-US"/>
                                     </w:rPr>
                                   </w:pPr>
                                   <w:r>
@@ -281,8 +307,133 @@
                                       <w:color w:val="FFFFFF" w:themeColor="background1"/>
                                       <w:sz w:val="24"/>
                                       <w:szCs w:val="24"/>
+                                      <w:lang w:val="en-US"/>
                                     </w:rPr>
-                                    <w:t xml:space="preserve">Hannah </w:t>
+                                    <w:t>Hannah S</w:t>
+                                  </w:r>
+                                  <w:r>
+                                    <w:rPr>
+                                      <w:b/>
+                                      <w:bCs/>
+                                      <w:color w:val="FFFFFF" w:themeColor="background1"/>
+                                      <w:sz w:val="24"/>
+                                      <w:szCs w:val="24"/>
+                                      <w:lang w:val="en-US"/>
+                                    </w:rPr>
+                                    <w:t>aunders (1093894)</w:t>
+                                  </w:r>
+                                </w:p>
+                                <w:p>
+                                  <w:pPr>
+                                    <w:pStyle w:val="Geenafstand"/>
+                                    <w:spacing w:line="276" w:lineRule="auto"/>
+                                    <w:rPr>
+                                      <w:b/>
+                                      <w:bCs/>
+                                      <w:color w:val="FFFFFF" w:themeColor="background1"/>
+                                      <w:sz w:val="24"/>
+                                      <w:szCs w:val="24"/>
+                                      <w:lang w:val="en-US"/>
+                                    </w:rPr>
+                                  </w:pPr>
+                                  <w:proofErr w:type="spellStart"/>
+                                  <w:r>
+                                    <w:rPr>
+                                      <w:b/>
+                                      <w:bCs/>
+                                      <w:color w:val="FFFFFF" w:themeColor="background1"/>
+                                      <w:sz w:val="24"/>
+                                      <w:szCs w:val="24"/>
+                                      <w:lang w:val="en-US"/>
+                                    </w:rPr>
+                                    <w:t>Corné</w:t>
+                                  </w:r>
+                                  <w:proofErr w:type="spellEnd"/>
+                                  <w:r>
+                                    <w:rPr>
+                                      <w:b/>
+                                      <w:bCs/>
+                                      <w:color w:val="FFFFFF" w:themeColor="background1"/>
+                                      <w:sz w:val="24"/>
+                                      <w:szCs w:val="24"/>
+                                      <w:lang w:val="en-US"/>
+                                    </w:rPr>
+                                    <w:t xml:space="preserve"> Noorlander</w:t>
+                                  </w:r>
+                                  <w:r>
+                                    <w:rPr>
+                                      <w:b/>
+                                      <w:bCs/>
+                                      <w:color w:val="FFFFFF" w:themeColor="background1"/>
+                                      <w:sz w:val="24"/>
+                                      <w:szCs w:val="24"/>
+                                      <w:lang w:val="en-US"/>
+                                    </w:rPr>
+                                    <w:t xml:space="preserve"> (1054564)</w:t>
+                                  </w:r>
+                                </w:p>
+                                <w:p>
+                                  <w:pPr>
+                                    <w:pStyle w:val="Geenafstand"/>
+                                    <w:spacing w:line="276" w:lineRule="auto"/>
+                                    <w:rPr>
+                                      <w:b/>
+                                      <w:bCs/>
+                                      <w:color w:val="FFFFFF" w:themeColor="background1"/>
+                                      <w:sz w:val="24"/>
+                                      <w:szCs w:val="24"/>
+                                      <w:lang w:val="en-US"/>
+                                    </w:rPr>
+                                  </w:pPr>
+                                  <w:r>
+                                    <w:rPr>
+                                      <w:b/>
+                                      <w:bCs/>
+                                      <w:color w:val="FFFFFF" w:themeColor="background1"/>
+                                      <w:sz w:val="24"/>
+                                      <w:szCs w:val="24"/>
+                                      <w:lang w:val="en-US"/>
+                                    </w:rPr>
+                                    <w:t>Fabio Wolthuis</w:t>
+                                  </w:r>
+                                  <w:r>
+                                    <w:rPr>
+                                      <w:b/>
+                                      <w:bCs/>
+                                      <w:color w:val="FFFFFF" w:themeColor="background1"/>
+                                      <w:sz w:val="24"/>
+                                      <w:szCs w:val="24"/>
+                                      <w:lang w:val="en-US"/>
+                                    </w:rPr>
+                                    <w:t xml:space="preserve"> (1093379)</w:t>
+                                  </w:r>
+                                </w:p>
+                                <w:p>
+                                  <w:pPr>
+                                    <w:pStyle w:val="Geenafstand"/>
+                                    <w:pBdr>
+                                      <w:bottom w:val="single" w:sz="6" w:space="1" w:color="auto"/>
+                                    </w:pBdr>
+                                    <w:spacing w:line="276" w:lineRule="auto"/>
+                                    <w:rPr>
+                                      <w:b/>
+                                      <w:bCs/>
+                                      <w:color w:val="FFFFFF" w:themeColor="background1"/>
+                                      <w:sz w:val="24"/>
+                                      <w:szCs w:val="24"/>
+                                      <w:lang w:val="en-US"/>
+                                    </w:rPr>
+                                  </w:pPr>
+                                  <w:r>
+                                    <w:rPr>
+                                      <w:b/>
+                                      <w:bCs/>
+                                      <w:color w:val="FFFFFF" w:themeColor="background1"/>
+                                      <w:sz w:val="24"/>
+                                      <w:szCs w:val="24"/>
+                                      <w:lang w:val="en-US"/>
+                                    </w:rPr>
+                                    <w:t xml:space="preserve">Tom </w:t>
                                   </w:r>
                                   <w:proofErr w:type="spellStart"/>
                                   <w:r>
@@ -292,8 +443,110 @@
                                       <w:color w:val="FFFFFF" w:themeColor="background1"/>
                                       <w:sz w:val="24"/>
                                       <w:szCs w:val="24"/>
+                                      <w:lang w:val="en-US"/>
                                     </w:rPr>
-                                    <w:t>Saunders</w:t>
+                                    <w:t>Heijmans</w:t>
+                                  </w:r>
+                                  <w:proofErr w:type="spellEnd"/>
+                                  <w:r>
+                                    <w:rPr>
+                                      <w:b/>
+                                      <w:bCs/>
+                                      <w:color w:val="FFFFFF" w:themeColor="background1"/>
+                                      <w:sz w:val="24"/>
+                                      <w:szCs w:val="24"/>
+                                      <w:lang w:val="en-US"/>
+                                    </w:rPr>
+                                    <w:t xml:space="preserve"> (1079471)</w:t>
+                                  </w:r>
+                                </w:p>
+                                <w:p>
+                                  <w:pPr>
+                                    <w:pStyle w:val="Geenafstand"/>
+                                    <w:spacing w:line="276" w:lineRule="auto"/>
+                                    <w:rPr>
+                                      <w:b/>
+                                      <w:bCs/>
+                                      <w:color w:val="FFFFFF" w:themeColor="background1"/>
+                                      <w:sz w:val="24"/>
+                                      <w:szCs w:val="24"/>
+                                      <w:lang w:val="en-US"/>
+                                    </w:rPr>
+                                  </w:pPr>
+                                  <w:r>
+                                    <w:rPr>
+                                      <w:b/>
+                                      <w:bCs/>
+                                      <w:color w:val="FFFFFF" w:themeColor="background1"/>
+                                      <w:sz w:val="24"/>
+                                      <w:szCs w:val="24"/>
+                                      <w:lang w:val="en-US"/>
+                                    </w:rPr>
+                                    <w:t xml:space="preserve">Sandra </w:t>
+                                  </w:r>
+                                  <w:proofErr w:type="spellStart"/>
+                                  <w:r>
+                                    <w:rPr>
+                                      <w:b/>
+                                      <w:bCs/>
+                                      <w:color w:val="FFFFFF" w:themeColor="background1"/>
+                                      <w:sz w:val="24"/>
+                                      <w:szCs w:val="24"/>
+                                      <w:lang w:val="en-US"/>
+                                    </w:rPr>
+                                    <w:t>Hekkelman</w:t>
+                                  </w:r>
+                                  <w:proofErr w:type="spellEnd"/>
+                                  <w:r>
+                                    <w:rPr>
+                                      <w:b/>
+                                      <w:bCs/>
+                                      <w:color w:val="FFFFFF" w:themeColor="background1"/>
+                                      <w:sz w:val="24"/>
+                                      <w:szCs w:val="24"/>
+                                      <w:lang w:val="en-US"/>
+                                    </w:rPr>
+                                    <w:t xml:space="preserve"> &amp;</w:t>
+                                  </w:r>
+                                </w:p>
+                                <w:p>
+                                  <w:pPr>
+                                    <w:pStyle w:val="Geenafstand"/>
+                                    <w:pBdr>
+                                      <w:bottom w:val="single" w:sz="6" w:space="1" w:color="auto"/>
+                                    </w:pBdr>
+                                    <w:spacing w:line="276" w:lineRule="auto"/>
+                                    <w:rPr>
+                                      <w:b/>
+                                      <w:bCs/>
+                                      <w:color w:val="FFFFFF" w:themeColor="background1"/>
+                                      <w:sz w:val="24"/>
+                                      <w:szCs w:val="24"/>
+                                      <w:lang w:val="en-US"/>
+                                    </w:rPr>
+                                  </w:pPr>
+                                  <w:r>
+                                    <w:rPr>
+                                      <w:b/>
+                                      <w:bCs/>
+                                      <w:color w:val="FFFFFF" w:themeColor="background1"/>
+                                      <w:sz w:val="24"/>
+                                      <w:szCs w:val="24"/>
+                                      <w:lang w:val="en-US"/>
+                                    </w:rPr>
+                                    <w:t xml:space="preserve">Wouter </w:t>
+                                  </w:r>
+                                  <w:proofErr w:type="spellStart"/>
+                                  <w:r>
+                                    <w:rPr>
+                                      <w:b/>
+                                      <w:bCs/>
+                                      <w:color w:val="FFFFFF" w:themeColor="background1"/>
+                                      <w:sz w:val="24"/>
+                                      <w:szCs w:val="24"/>
+                                      <w:lang w:val="en-US"/>
+                                    </w:rPr>
+                                    <w:t>Volders</w:t>
                                   </w:r>
                                   <w:proofErr w:type="spellEnd"/>
                                 </w:p>
@@ -307,6 +560,58 @@
                                       <w:color w:val="FFFFFF" w:themeColor="background1"/>
                                       <w:sz w:val="24"/>
                                       <w:szCs w:val="24"/>
+                                      <w:lang w:val="en-US"/>
+                                    </w:rPr>
+                                  </w:pPr>
+                                  <w:proofErr w:type="spellStart"/>
+                                  <w:r>
+                                    <w:rPr>
+                                      <w:b/>
+                                      <w:bCs/>
+                                      <w:color w:val="FFFFFF" w:themeColor="background1"/>
+                                      <w:sz w:val="24"/>
+                                      <w:szCs w:val="24"/>
+                                      <w:lang w:val="en-US"/>
+                                    </w:rPr>
+                                    <w:t>Eerste</w:t>
+                                  </w:r>
+                                  <w:proofErr w:type="spellEnd"/>
+                                  <w:r>
+                                    <w:rPr>
+                                      <w:b/>
+                                      <w:bCs/>
+                                      <w:color w:val="FFFFFF" w:themeColor="background1"/>
+                                      <w:sz w:val="24"/>
+                                      <w:szCs w:val="24"/>
+                                      <w:lang w:val="en-US"/>
+                                    </w:rPr>
+                                    <w:t xml:space="preserve"> </w:t>
+                                  </w:r>
+                                  <w:proofErr w:type="spellStart"/>
+                                  <w:r>
+                                    <w:rPr>
+                                      <w:b/>
+                                      <w:bCs/>
+                                      <w:color w:val="FFFFFF" w:themeColor="background1"/>
+                                      <w:sz w:val="24"/>
+                                      <w:szCs w:val="24"/>
+                                      <w:lang w:val="en-US"/>
+                                    </w:rPr>
+                                    <w:t>gelegenheid</w:t>
+                                  </w:r>
+                                  <w:proofErr w:type="spellEnd"/>
+                                </w:p>
+                                <w:p>
+                                  <w:pPr>
+                                    <w:pStyle w:val="Geenafstand"/>
+                                    <w:spacing w:line="276" w:lineRule="auto"/>
+                                    <w:rPr>
+                                      <w:b/>
+                                      <w:bCs/>
+                                      <w:color w:val="FFFFFF" w:themeColor="background1"/>
+                                      <w:sz w:val="24"/>
+                                      <w:szCs w:val="24"/>
+                                      <w:lang w:val="en-US"/>
                                     </w:rPr>
                                   </w:pPr>
                                   <w:r>
@@ -316,8 +621,42 @@
                                       <w:color w:val="FFFFFF" w:themeColor="background1"/>
                                       <w:sz w:val="24"/>
                                       <w:szCs w:val="24"/>
+                                      <w:lang w:val="en-US"/>
                                     </w:rPr>
-                                    <w:t>Corné Noorlander</w:t>
+                                    <w:t>7</w:t>
+                                  </w:r>
+                                  <w:r>
+                                    <w:rPr>
+                                      <w:b/>
+                                      <w:bCs/>
+                                      <w:color w:val="FFFFFF" w:themeColor="background1"/>
+                                      <w:sz w:val="24"/>
+                                      <w:szCs w:val="24"/>
+                                      <w:lang w:val="en-US"/>
+                                    </w:rPr>
+                                    <w:t>/</w:t>
+                                  </w:r>
+                                  <w:r>
+                                    <w:rPr>
+                                      <w:b/>
+                                      <w:bCs/>
+                                      <w:color w:val="FFFFFF" w:themeColor="background1"/>
+                                      <w:sz w:val="24"/>
+                                      <w:szCs w:val="24"/>
+                                      <w:lang w:val="en-US"/>
+                                    </w:rPr>
+                                    <w:t>6</w:t>
+                                  </w:r>
+                                  <w:r>
+                                    <w:rPr>
+                                      <w:b/>
+                                      <w:bCs/>
+                                      <w:color w:val="FFFFFF" w:themeColor="background1"/>
+                                      <w:sz w:val="24"/>
+                                      <w:szCs w:val="24"/>
+                                      <w:lang w:val="en-US"/>
+                                    </w:rPr>
+                                    <w:t>/2026</w:t>
                                   </w:r>
                                 </w:p>
                                 <w:p>
@@ -330,87 +669,9 @@
                                       <w:color w:val="FFFFFF" w:themeColor="background1"/>
                                       <w:sz w:val="24"/>
                                       <w:szCs w:val="24"/>
+                                      <w:lang w:val="en-US"/>
                                     </w:rPr>
                                   </w:pPr>
-                                  <w:r>
-                                    <w:rPr>
-                                      <w:b/>
-                                      <w:bCs/>
-                                      <w:color w:val="FFFFFF" w:themeColor="background1"/>
-                                      <w:sz w:val="24"/>
-                                      <w:szCs w:val="24"/>
-                                    </w:rPr>
-                                    <w:t>Fabio Wolthuis</w:t>
-                                  </w:r>
-                                </w:p>
-                                <w:p>
-                                  <w:pPr>
-                                    <w:pStyle w:val="Geenafstand"/>
-                                    <w:spacing w:line="276" w:lineRule="auto"/>
-                                    <w:rPr>
-                                      <w:b/>
-                                      <w:bCs/>
-                                      <w:color w:val="FFFFFF" w:themeColor="background1"/>
-                                      <w:sz w:val="24"/>
-                                      <w:szCs w:val="24"/>
-                                    </w:rPr>
-                                  </w:pPr>
-                                  <w:r>
-                                    <w:rPr>
-                                      <w:b/>
-                                      <w:bCs/>
-                                      <w:color w:val="FFFFFF" w:themeColor="background1"/>
-                                      <w:sz w:val="24"/>
-                                      <w:szCs w:val="24"/>
-                                    </w:rPr>
-                                    <w:t>Tom Heijmans</w:t>
-                                  </w:r>
-                                </w:p>
-                                <w:p>
-                                  <w:pPr>
-                                    <w:pStyle w:val="Geenafstand"/>
-                                    <w:spacing w:line="276" w:lineRule="auto"/>
-                                    <w:rPr>
-                                      <w:b/>
-                                      <w:bCs/>
-                                      <w:color w:val="FFFFFF" w:themeColor="background1"/>
-                                      <w:sz w:val="24"/>
-                                      <w:szCs w:val="24"/>
-                                    </w:rPr>
-                                  </w:pPr>
-                                  <w:r>
-                                    <w:rPr>
-                                      <w:b/>
-                                      <w:bCs/>
-                                      <w:color w:val="FFFFFF" w:themeColor="background1"/>
-                                      <w:sz w:val="24"/>
-                                      <w:szCs w:val="24"/>
-                                    </w:rPr>
-                                    <w:t>RDW test centrum Lelystand</w:t>
-                                  </w:r>
-                                </w:p>
-                                <w:p>
-                                  <w:pPr>
-                                    <w:pStyle w:val="Geenafstand"/>
-                                    <w:spacing w:line="276" w:lineRule="auto"/>
-                                    <w:rPr>
-                                      <w:b/>
-                                      <w:bCs/>
-                                      <w:color w:val="FFFFFF" w:themeColor="background1"/>
-                                      <w:sz w:val="24"/>
-                                      <w:szCs w:val="24"/>
-                                    </w:rPr>
-                                  </w:pPr>
-                                  <w:r>
-                                    <w:rPr>
-                                      <w:b/>
-                                      <w:bCs/>
-                                      <w:color w:val="FFFFFF" w:themeColor="background1"/>
-                                      <w:sz w:val="24"/>
-                                      <w:szCs w:val="24"/>
-                                    </w:rPr>
-                                    <w:t>13/02/2026</w:t>
-                                  </w:r>
                                 </w:p>
                               </w:txbxContent>
                             </wps:txbx>
@@ -449,6 +710,7 @@
                                 <w:color w:val="FFFFFF" w:themeColor="background1"/>
                                 <w:sz w:val="96"/>
                                 <w:szCs w:val="96"/>
+                                <w:lang w:val="en-US"/>
                               </w:rPr>
                             </w:pPr>
                             <w:r>
@@ -456,6 +718,7 @@
                                 <w:color w:val="FFFFFF" w:themeColor="background1"/>
                                 <w:sz w:val="96"/>
                                 <w:szCs w:val="96"/>
+                                <w:lang w:val="en-US"/>
                               </w:rPr>
                               <w:t>Project 7/8</w:t>
                             </w:r>
@@ -478,6 +741,7 @@
                                 <w:color w:val="FFFFFF" w:themeColor="background1"/>
                                 <w:sz w:val="24"/>
                                 <w:szCs w:val="24"/>
+                                <w:lang w:val="en-US"/>
                               </w:rPr>
                             </w:pPr>
                             <w:r>
@@ -487,8 +751,31 @@
                                 <w:color w:val="FFFFFF" w:themeColor="background1"/>
                                 <w:sz w:val="24"/>
                                 <w:szCs w:val="24"/>
+                                <w:lang w:val="en-US"/>
                               </w:rPr>
-                              <w:t>Merel van der Leeden (1103194)</w:t>
+                              <w:t>Merel van der Leede</w:t>
+                            </w:r>
+                            <w:r>
+                              <w:rPr>
+                                <w:b/>
+                                <w:bCs/>
+                                <w:color w:val="FFFFFF" w:themeColor="background1"/>
+                                <w:sz w:val="24"/>
+                                <w:szCs w:val="24"/>
+                                <w:lang w:val="en-US"/>
+                              </w:rPr>
+                              <w:t xml:space="preserve">n </w:t>
+                            </w:r>
+                            <w:r>
+                              <w:rPr>
+                                <w:b/>
+                                <w:bCs/>
+                                <w:color w:val="FFFFFF" w:themeColor="background1"/>
+                                <w:sz w:val="24"/>
+                                <w:szCs w:val="24"/>
+                                <w:lang w:val="en-US"/>
+                              </w:rPr>
+                              <w:t>(1103194)</w:t>
                             </w:r>
                           </w:p>
                           <w:p>
@@ -501,6 +788,7 @@
                                 <w:color w:val="FFFFFF" w:themeColor="background1"/>
                                 <w:sz w:val="24"/>
                                 <w:szCs w:val="24"/>
+                                <w:lang w:val="en-US"/>
                               </w:rPr>
                             </w:pPr>
                             <w:r>
@@ -510,8 +798,133 @@
                                 <w:color w:val="FFFFFF" w:themeColor="background1"/>
                                 <w:sz w:val="24"/>
                                 <w:szCs w:val="24"/>
+                                <w:lang w:val="en-US"/>
                               </w:rPr>
-                              <w:t xml:space="preserve">Hannah </w:t>
+                              <w:t>Hannah S</w:t>
+                            </w:r>
+                            <w:r>
+                              <w:rPr>
+                                <w:b/>
+                                <w:bCs/>
+                                <w:color w:val="FFFFFF" w:themeColor="background1"/>
+                                <w:sz w:val="24"/>
+                                <w:szCs w:val="24"/>
+                                <w:lang w:val="en-US"/>
+                              </w:rPr>
+                              <w:t>aunders (1093894)</w:t>
+                            </w:r>
+                          </w:p>
+                          <w:p>
+                            <w:pPr>
+                              <w:pStyle w:val="Geenafstand"/>
+                              <w:spacing w:line="276" w:lineRule="auto"/>
+                              <w:rPr>
+                                <w:b/>
+                                <w:bCs/>
+                                <w:color w:val="FFFFFF" w:themeColor="background1"/>
+                                <w:sz w:val="24"/>
+                                <w:szCs w:val="24"/>
+                                <w:lang w:val="en-US"/>
+                              </w:rPr>
+                            </w:pPr>
+                            <w:proofErr w:type="spellStart"/>
+                            <w:r>
+                              <w:rPr>
+                                <w:b/>
+                                <w:bCs/>
+                                <w:color w:val="FFFFFF" w:themeColor="background1"/>
+                                <w:sz w:val="24"/>
+                                <w:szCs w:val="24"/>
+                                <w:lang w:val="en-US"/>
+                              </w:rPr>
+                              <w:t>Corné</w:t>
+                            </w:r>
+                            <w:proofErr w:type="spellEnd"/>
+                            <w:r>
+                              <w:rPr>
+                                <w:b/>
+                                <w:bCs/>
+                                <w:color w:val="FFFFFF" w:themeColor="background1"/>
+                                <w:sz w:val="24"/>
+                                <w:szCs w:val="24"/>
+                                <w:lang w:val="en-US"/>
+                              </w:rPr>
+                              <w:t xml:space="preserve"> Noorlander</w:t>
+                            </w:r>
+                            <w:r>
+                              <w:rPr>
+                                <w:b/>
+                                <w:bCs/>
+                                <w:color w:val="FFFFFF" w:themeColor="background1"/>
+                                <w:sz w:val="24"/>
+                                <w:szCs w:val="24"/>
+                                <w:lang w:val="en-US"/>
+                              </w:rPr>
+                              <w:t xml:space="preserve"> (1054564)</w:t>
+                            </w:r>
+                          </w:p>
+                          <w:p>
+                            <w:pPr>
+                              <w:pStyle w:val="Geenafstand"/>
+                              <w:spacing w:line="276" w:lineRule="auto"/>
+                              <w:rPr>
+                                <w:b/>
+                                <w:bCs/>
+                                <w:color w:val="FFFFFF" w:themeColor="background1"/>
+                                <w:sz w:val="24"/>
+                                <w:szCs w:val="24"/>
+                                <w:lang w:val="en-US"/>
+                              </w:rPr>
+                            </w:pPr>
+                            <w:r>
+                              <w:rPr>
+                                <w:b/>
+                                <w:bCs/>
+                                <w:color w:val="FFFFFF" w:themeColor="background1"/>
+                                <w:sz w:val="24"/>
+                                <w:szCs w:val="24"/>
+                                <w:lang w:val="en-US"/>
+                              </w:rPr>
+                              <w:t>Fabio Wolthuis</w:t>
+                            </w:r>
+                            <w:r>
+                              <w:rPr>
+                                <w:b/>
+                                <w:bCs/>
+                                <w:color w:val="FFFFFF" w:themeColor="background1"/>
+                                <w:sz w:val="24"/>
+                                <w:szCs w:val="24"/>
+                                <w:lang w:val="en-US"/>
+                              </w:rPr>
+                              <w:t xml:space="preserve"> (1093379)</w:t>
+                            </w:r>
+                          </w:p>
+                          <w:p>
+                            <w:pPr>
+                              <w:pStyle w:val="Geenafstand"/>
+                              <w:pBdr>
+                                <w:bottom w:val="single" w:sz="6" w:space="1" w:color="auto"/>
+                              </w:pBdr>
+                              <w:spacing w:line="276" w:lineRule="auto"/>
+                              <w:rPr>
+                                <w:b/>
+                                <w:bCs/>
+                                <w:color w:val="FFFFFF" w:themeColor="background1"/>
+                                <w:sz w:val="24"/>
+                                <w:szCs w:val="24"/>
+                                <w:lang w:val="en-US"/>
+                              </w:rPr>
+                            </w:pPr>
+                            <w:r>
+                              <w:rPr>
+                                <w:b/>
+                                <w:bCs/>
+                                <w:color w:val="FFFFFF" w:themeColor="background1"/>
+                                <w:sz w:val="24"/>
+                                <w:szCs w:val="24"/>
+                                <w:lang w:val="en-US"/>
+                              </w:rPr>
+                              <w:t xml:space="preserve">Tom </w:t>
                             </w:r>
                             <w:proofErr w:type="spellStart"/>
                             <w:r>
@@ -521,8 +934,110 @@
                                 <w:color w:val="FFFFFF" w:themeColor="background1"/>
                                 <w:sz w:val="24"/>
                                 <w:szCs w:val="24"/>
+                                <w:lang w:val="en-US"/>
                               </w:rPr>
-                              <w:t>Saunders</w:t>
+                              <w:t>Heijmans</w:t>
+                            </w:r>
+                            <w:proofErr w:type="spellEnd"/>
+                            <w:r>
+                              <w:rPr>
+                                <w:b/>
+                                <w:bCs/>
+                                <w:color w:val="FFFFFF" w:themeColor="background1"/>
+                                <w:sz w:val="24"/>
+                                <w:szCs w:val="24"/>
+                                <w:lang w:val="en-US"/>
+                              </w:rPr>
+                              <w:t xml:space="preserve"> (1079471)</w:t>
+                            </w:r>
+                          </w:p>
+                          <w:p>
+                            <w:pPr>
+                              <w:pStyle w:val="Geenafstand"/>
+                              <w:spacing w:line="276" w:lineRule="auto"/>
+                              <w:rPr>
+                                <w:b/>
+                                <w:bCs/>
+                                <w:color w:val="FFFFFF" w:themeColor="background1"/>
+                                <w:sz w:val="24"/>
+                                <w:szCs w:val="24"/>
+                                <w:lang w:val="en-US"/>
+                              </w:rPr>
+                            </w:pPr>
+                            <w:r>
+                              <w:rPr>
+                                <w:b/>
+                                <w:bCs/>
+                                <w:color w:val="FFFFFF" w:themeColor="background1"/>
+                                <w:sz w:val="24"/>
+                                <w:szCs w:val="24"/>
+                                <w:lang w:val="en-US"/>
+                              </w:rPr>
+                              <w:t xml:space="preserve">Sandra </w:t>
+                            </w:r>
+                            <w:proofErr w:type="spellStart"/>
+                            <w:r>
+                              <w:rPr>
+                                <w:b/>
+                                <w:bCs/>
+                                <w:color w:val="FFFFFF" w:themeColor="background1"/>
+                                <w:sz w:val="24"/>
+                                <w:szCs w:val="24"/>
+                                <w:lang w:val="en-US"/>
+                              </w:rPr>
+                              <w:t>Hekkelman</w:t>
+                            </w:r>
+                            <w:proofErr w:type="spellEnd"/>
+                            <w:r>
+                              <w:rPr>
+                                <w:b/>
+                                <w:bCs/>
+                                <w:color w:val="FFFFFF" w:themeColor="background1"/>
+                                <w:sz w:val="24"/>
+                                <w:szCs w:val="24"/>
+                                <w:lang w:val="en-US"/>
+                              </w:rPr>
+                              <w:t xml:space="preserve"> &amp;</w:t>
+                            </w:r>
+                          </w:p>
+                          <w:p>
+                            <w:pPr>
+                              <w:pStyle w:val="Geenafstand"/>
+                              <w:pBdr>
+                                <w:bottom w:val="single" w:sz="6" w:space="1" w:color="auto"/>
+                              </w:pBdr>
+                              <w:spacing w:line="276" w:lineRule="auto"/>
+                              <w:rPr>
+                                <w:b/>
+                                <w:bCs/>
+                                <w:color w:val="FFFFFF" w:themeColor="background1"/>
+                                <w:sz w:val="24"/>
+                                <w:szCs w:val="24"/>
+                                <w:lang w:val="en-US"/>
+                              </w:rPr>
+                            </w:pPr>
+                            <w:r>
+                              <w:rPr>
+                                <w:b/>
+                                <w:bCs/>
+                                <w:color w:val="FFFFFF" w:themeColor="background1"/>
+                                <w:sz w:val="24"/>
+                                <w:szCs w:val="24"/>
+                                <w:lang w:val="en-US"/>
+                              </w:rPr>
+                              <w:t xml:space="preserve">Wouter </w:t>
+                            </w:r>
+                            <w:proofErr w:type="spellStart"/>
+                            <w:r>
+                              <w:rPr>
+                                <w:b/>
+                                <w:bCs/>
+                                <w:color w:val="FFFFFF" w:themeColor="background1"/>
+                                <w:sz w:val="24"/>
+                                <w:szCs w:val="24"/>
+                                <w:lang w:val="en-US"/>
+                              </w:rPr>
+                              <w:t>Volders</w:t>
                             </w:r>
                             <w:proofErr w:type="spellEnd"/>
                           </w:p>
@@ -536,6 +1051,58 @@
                                 <w:color w:val="FFFFFF" w:themeColor="background1"/>
                                 <w:sz w:val="24"/>
                                 <w:szCs w:val="24"/>
+                                <w:lang w:val="en-US"/>
+                              </w:rPr>
+                            </w:pPr>
+                            <w:proofErr w:type="spellStart"/>
+                            <w:r>
+                              <w:rPr>
+                                <w:b/>
+                                <w:bCs/>
+                                <w:color w:val="FFFFFF" w:themeColor="background1"/>
+                                <w:sz w:val="24"/>
+                                <w:szCs w:val="24"/>
+                                <w:lang w:val="en-US"/>
+                              </w:rPr>
+                              <w:t>Eerste</w:t>
+                            </w:r>
+                            <w:proofErr w:type="spellEnd"/>
+                            <w:r>
+                              <w:rPr>
+                                <w:b/>
+                                <w:bCs/>
+                                <w:color w:val="FFFFFF" w:themeColor="background1"/>
+                                <w:sz w:val="24"/>
+                                <w:szCs w:val="24"/>
+                                <w:lang w:val="en-US"/>
+                              </w:rPr>
+                              <w:t xml:space="preserve"> </w:t>
+                            </w:r>
+                            <w:proofErr w:type="spellStart"/>
+                            <w:r>
+                              <w:rPr>
+                                <w:b/>
+                                <w:bCs/>
+                                <w:color w:val="FFFFFF" w:themeColor="background1"/>
+                                <w:sz w:val="24"/>
+                                <w:szCs w:val="24"/>
+                                <w:lang w:val="en-US"/>
+                              </w:rPr>
+                              <w:t>gelegenheid</w:t>
+                            </w:r>
+                            <w:proofErr w:type="spellEnd"/>
+                          </w:p>
+                          <w:p>
+                            <w:pPr>
+                              <w:pStyle w:val="Geenafstand"/>
+                              <w:spacing w:line="276" w:lineRule="auto"/>
+                              <w:rPr>
+                                <w:b/>
+                                <w:bCs/>
+                                <w:color w:val="FFFFFF" w:themeColor="background1"/>
+                                <w:sz w:val="24"/>
+                                <w:szCs w:val="24"/>
+                                <w:lang w:val="en-US"/>
                               </w:rPr>
                             </w:pPr>
                             <w:r>
@@ -545,8 +1112,42 @@
                                 <w:color w:val="FFFFFF" w:themeColor="background1"/>
                                 <w:sz w:val="24"/>
                                 <w:szCs w:val="24"/>
+                                <w:lang w:val="en-US"/>
                               </w:rPr>
-                              <w:t>Corné Noorlander</w:t>
+                              <w:t>7</w:t>
+                            </w:r>
+                            <w:r>
+                              <w:rPr>
+                                <w:b/>
+                                <w:bCs/>
+                                <w:color w:val="FFFFFF" w:themeColor="background1"/>
+                                <w:sz w:val="24"/>
+                                <w:szCs w:val="24"/>
+                                <w:lang w:val="en-US"/>
+                              </w:rPr>
+                              <w:t>/</w:t>
+                            </w:r>
+                            <w:r>
+                              <w:rPr>
+                                <w:b/>
+                                <w:bCs/>
+                                <w:color w:val="FFFFFF" w:themeColor="background1"/>
+                                <w:sz w:val="24"/>
+                                <w:szCs w:val="24"/>
+                                <w:lang w:val="en-US"/>
+                              </w:rPr>
+                              <w:t>6</w:t>
+                            </w:r>
+                            <w:r>
+                              <w:rPr>
+                                <w:b/>
+                                <w:bCs/>
+                                <w:color w:val="FFFFFF" w:themeColor="background1"/>
+                                <w:sz w:val="24"/>
+                                <w:szCs w:val="24"/>
+                                <w:lang w:val="en-US"/>
+                              </w:rPr>
+                              <w:t>/2026</w:t>
                             </w:r>
                           </w:p>
                           <w:p>
@@ -559,87 +1160,9 @@
                                 <w:color w:val="FFFFFF" w:themeColor="background1"/>
                                 <w:sz w:val="24"/>
                                 <w:szCs w:val="24"/>
+                                <w:lang w:val="en-US"/>
                               </w:rPr>
                             </w:pPr>
-                            <w:r>
-                              <w:rPr>
-                                <w:b/>
-                                <w:bCs/>
-                                <w:color w:val="FFFFFF" w:themeColor="background1"/>
-                                <w:sz w:val="24"/>
-                                <w:szCs w:val="24"/>
-                              </w:rPr>
-                              <w:t>Fabio Wolthuis</w:t>
-                            </w:r>
-                          </w:p>
-                          <w:p>
-                            <w:pPr>
-                              <w:pStyle w:val="Geenafstand"/>
-                              <w:spacing w:line="276" w:lineRule="auto"/>
-                              <w:rPr>
-                                <w:b/>
-                                <w:bCs/>
-                                <w:color w:val="FFFFFF" w:themeColor="background1"/>
-                                <w:sz w:val="24"/>
-                                <w:szCs w:val="24"/>
-                              </w:rPr>
-                            </w:pPr>
-                            <w:r>
-                              <w:rPr>
-                                <w:b/>
-                                <w:bCs/>
-                                <w:color w:val="FFFFFF" w:themeColor="background1"/>
-                                <w:sz w:val="24"/>
-                                <w:szCs w:val="24"/>
-                              </w:rPr>
-                              <w:t>Tom Heijmans</w:t>
-                            </w:r>
-                          </w:p>
-                          <w:p>
-                            <w:pPr>
-                              <w:pStyle w:val="Geenafstand"/>
-                              <w:spacing w:line="276" w:lineRule="auto"/>
-                              <w:rPr>
-                                <w:b/>
-                                <w:bCs/>
-                                <w:color w:val="FFFFFF" w:themeColor="background1"/>
-                                <w:sz w:val="24"/>
-                                <w:szCs w:val="24"/>
-                              </w:rPr>
-                            </w:pPr>
-                            <w:r>
-                              <w:rPr>
-                                <w:b/>
-                                <w:bCs/>
-                                <w:color w:val="FFFFFF" w:themeColor="background1"/>
-                                <w:sz w:val="24"/>
-                                <w:szCs w:val="24"/>
-                              </w:rPr>
-                              <w:t>RDW test centrum Lelystand</w:t>
-                            </w:r>
-                          </w:p>
-                          <w:p>
-                            <w:pPr>
-                              <w:pStyle w:val="Geenafstand"/>
-                              <w:spacing w:line="276" w:lineRule="auto"/>
-                              <w:rPr>
-                                <w:b/>
-                                <w:bCs/>
-                                <w:color w:val="FFFFFF" w:themeColor="background1"/>
-                                <w:sz w:val="24"/>
-                                <w:szCs w:val="24"/>
-                              </w:rPr>
-                            </w:pPr>
-                            <w:r>
-                              <w:rPr>
-                                <w:b/>
-                                <w:bCs/>
-                                <w:color w:val="FFFFFF" w:themeColor="background1"/>
-                                <w:sz w:val="24"/>
-                                <w:szCs w:val="24"/>
-                              </w:rPr>
-                              <w:t>13/02/2026</w:t>
-                            </w:r>
                           </w:p>
                         </w:txbxContent>
                       </v:textbox>
@@ -653,9 +1176,6 @@
         </w:p>
         <w:p>
           <w:r>
-            <w:rPr>
-              <w:noProof/>
-            </w:rPr>
             <mc:AlternateContent>
               <mc:Choice Requires="wps">
                 <w:drawing>
@@ -710,6 +1230,7 @@
                                     <w:color w:val="FFFFFF" w:themeColor="background1"/>
                                     <w:sz w:val="72"/>
                                     <w:szCs w:val="72"/>
+                                    <w:lang w:val="en-US"/>
                                   </w:rPr>
                                 </w:pPr>
                                 <w:r>
@@ -717,8 +1238,18 @@
                                     <w:color w:val="FFFFFF" w:themeColor="background1"/>
                                     <w:sz w:val="72"/>
                                     <w:szCs w:val="72"/>
+                                    <w:lang w:val="en-US"/>
                                   </w:rPr>
-                                  <w:t>-</w:t>
+                                  <w:t>P</w:t>
+                                </w:r>
+                                <w:r>
+                                  <w:rPr>
+                                    <w:color w:val="FFFFFF" w:themeColor="background1"/>
+                                    <w:sz w:val="72"/>
+                                    <w:szCs w:val="72"/>
+                                    <w:lang w:val="en-US"/>
+                                  </w:rPr>
+                                  <w:t>rogramming language</w:t>
                                 </w:r>
                               </w:p>
                             </w:txbxContent>
@@ -751,6 +1282,7 @@
                               <w:color w:val="FFFFFF" w:themeColor="background1"/>
                               <w:sz w:val="72"/>
                               <w:szCs w:val="72"/>
+                              <w:lang w:val="en-US"/>
                             </w:rPr>
                           </w:pPr>
                           <w:r>
@@ -758,8 +1290,18 @@
                               <w:color w:val="FFFFFF" w:themeColor="background1"/>
                               <w:sz w:val="72"/>
                               <w:szCs w:val="72"/>
+                              <w:lang w:val="en-US"/>
                             </w:rPr>
-                            <w:t>-</w:t>
+                            <w:t>P</w:t>
+                          </w:r>
+                          <w:r>
+                            <w:rPr>
+                              <w:color w:val="FFFFFF" w:themeColor="background1"/>
+                              <w:sz w:val="72"/>
+                              <w:szCs w:val="72"/>
+                              <w:lang w:val="en-US"/>
+                            </w:rPr>
+                            <w:t>rogramming language</w:t>
                           </w:r>
                         </w:p>
                       </w:txbxContent>
@@ -776,7 +1318,2113 @@
         </w:p>
       </w:sdtContent>
     </w:sdt>
-    <w:bookmarkEnd w:id="0"/>
+    <w:bookmarkEnd w:id="0" w:displacedByCustomXml="next"/>
+    <w:sdt>
+      <w:sdtPr>
+        <w:rPr>
+          <w:rFonts w:asciiTheme="minorHAnsi" w:eastAsiaTheme="minorHAnsi" w:hAnsiTheme="minorHAnsi" w:cstheme="minorBidi"/>
+          <w:color w:val="auto"/>
+          <w:kern w:val="2"/>
+          <w:sz w:val="22"/>
+          <w:szCs w:val="22"/>
+          <w:lang w:eastAsia="en-US"/>
+          <w14:ligatures w14:val="standardContextual"/>
+        </w:rPr>
+        <w:id w:val="1600213886"/>
+        <w:docPartObj>
+          <w:docPartGallery w:val="Table of Contents"/>
+          <w:docPartUnique/>
+        </w:docPartObj>
+      </w:sdtPr>
+      <w:sdtEndPr>
+        <w:rPr>
+          <w:b/>
+          <w:bCs/>
+          <w:lang w:val="en-US"/>
+        </w:rPr>
+      </w:sdtEndPr>
+      <w:sdtContent>
+        <w:p>
+          <w:pPr>
+            <w:pStyle w:val="Kopvaninhoudsopgave"/>
+            <w:rPr>
+              <w:rStyle w:val="Kop1Char"/>
+            </w:rPr>
+          </w:pPr>
+          <w:r>
+            <w:rPr>
+              <w:rStyle w:val="Kop1Char"/>
+            </w:rPr>
+            <w:t>Contents</w:t>
+          </w:r>
+        </w:p>
+        <w:p>
+          <w:pPr>
+            <w:pStyle w:val="Inhopg1"/>
+            <w:tabs>
+              <w:tab w:val="right" w:leader="dot" w:pos="9062"/>
+            </w:tabs>
+            <w:rPr>
+              <w:rFonts w:eastAsiaTheme="minorEastAsia"/>
+              <w:noProof/>
+              <w:sz w:val="24"/>
+              <w:szCs w:val="24"/>
+              <w:lang w:eastAsia="nl-NL"/>
+            </w:rPr>
+          </w:pPr>
+          <w:r>
+            <w:fldChar w:fldCharType="begin"/>
+          </w:r>
+          <w:r>
+            <w:instrText xml:space="preserve"> TOC \o "1-3" \h \z \u </w:instrText>
+          </w:r>
+          <w:r>
+            <w:fldChar w:fldCharType="separate"/>
+          </w:r>
+          <w:hyperlink w:anchor="_Toc222404532" w:history="1">
+            <w:r>
+              <w:rPr>
+                <w:rStyle w:val="Hyperlink"/>
+                <w:noProof/>
+              </w:rPr>
+              <w:t>Introduction</w:t>
+            </w:r>
+            <w:r>
+              <w:rPr>
+                <w:noProof/>
+                <w:webHidden/>
+              </w:rPr>
+              <w:tab/>
+            </w:r>
+            <w:r>
+              <w:rPr>
+                <w:noProof/>
+                <w:webHidden/>
+              </w:rPr>
+              <w:fldChar w:fldCharType="begin"/>
+            </w:r>
+            <w:r>
+              <w:rPr>
+                <w:noProof/>
+                <w:webHidden/>
+              </w:rPr>
+              <w:instrText xml:space="preserve"> PAGEREF _Toc222404532 \h </w:instrText>
+            </w:r>
+            <w:r>
+              <w:rPr>
+                <w:noProof/>
+                <w:webHidden/>
+              </w:rPr>
+            </w:r>
+            <w:r>
+              <w:rPr>
+                <w:noProof/>
+                <w:webHidden/>
+              </w:rPr>
+              <w:fldChar w:fldCharType="separate"/>
+            </w:r>
+            <w:r>
+              <w:rPr>
+                <w:noProof/>
+                <w:webHidden/>
+              </w:rPr>
+              <w:t>2</w:t>
+            </w:r>
+            <w:r>
+              <w:rPr>
+                <w:noProof/>
+                <w:webHidden/>
+              </w:rPr>
+              <w:fldChar w:fldCharType="end"/>
+            </w:r>
+          </w:hyperlink>
+        </w:p>
+        <w:p>
+          <w:pPr>
+            <w:pStyle w:val="Inhopg1"/>
+            <w:tabs>
+              <w:tab w:val="right" w:leader="dot" w:pos="9062"/>
+            </w:tabs>
+            <w:rPr>
+              <w:rFonts w:eastAsiaTheme="minorEastAsia"/>
+              <w:noProof/>
+              <w:sz w:val="24"/>
+              <w:szCs w:val="24"/>
+              <w:lang w:eastAsia="nl-NL"/>
+            </w:rPr>
+          </w:pPr>
+          <w:hyperlink w:anchor="_Toc222404533" w:history="1">
+            <w:r>
+              <w:rPr>
+                <w:rStyle w:val="Hyperlink"/>
+                <w:noProof/>
+              </w:rPr>
+              <w:t>Summary</w:t>
+            </w:r>
+            <w:r>
+              <w:rPr>
+                <w:noProof/>
+                <w:webHidden/>
+              </w:rPr>
+              <w:tab/>
+            </w:r>
+            <w:r>
+              <w:rPr>
+                <w:noProof/>
+                <w:webHidden/>
+              </w:rPr>
+              <w:fldChar w:fldCharType="begin"/>
+            </w:r>
+            <w:r>
+              <w:rPr>
+                <w:noProof/>
+                <w:webHidden/>
+              </w:rPr>
+              <w:instrText xml:space="preserve"> PAGEREF _Toc222404533 \h </w:instrText>
+            </w:r>
+            <w:r>
+              <w:rPr>
+                <w:noProof/>
+                <w:webHidden/>
+              </w:rPr>
+            </w:r>
+            <w:r>
+              <w:rPr>
+                <w:noProof/>
+                <w:webHidden/>
+              </w:rPr>
+              <w:fldChar w:fldCharType="separate"/>
+            </w:r>
+            <w:r>
+              <w:rPr>
+                <w:noProof/>
+                <w:webHidden/>
+              </w:rPr>
+              <w:t>2</w:t>
+            </w:r>
+            <w:r>
+              <w:rPr>
+                <w:noProof/>
+                <w:webHidden/>
+              </w:rPr>
+              <w:fldChar w:fldCharType="end"/>
+            </w:r>
+          </w:hyperlink>
+        </w:p>
+        <w:p>
+          <w:pPr>
+            <w:pStyle w:val="Inhopg1"/>
+            <w:tabs>
+              <w:tab w:val="right" w:leader="dot" w:pos="9062"/>
+            </w:tabs>
+            <w:rPr>
+              <w:rFonts w:eastAsiaTheme="minorEastAsia"/>
+              <w:noProof/>
+              <w:sz w:val="24"/>
+              <w:szCs w:val="24"/>
+              <w:lang w:eastAsia="nl-NL"/>
+            </w:rPr>
+          </w:pPr>
+          <w:hyperlink w:anchor="_Toc222404534" w:history="1">
+            <w:r>
+              <w:rPr>
+                <w:rStyle w:val="Hyperlink"/>
+                <w:noProof/>
+              </w:rPr>
+              <w:t>Conclusion</w:t>
+            </w:r>
+            <w:r>
+              <w:rPr>
+                <w:noProof/>
+                <w:webHidden/>
+              </w:rPr>
+              <w:tab/>
+            </w:r>
+            <w:r>
+              <w:rPr>
+                <w:noProof/>
+                <w:webHidden/>
+              </w:rPr>
+              <w:fldChar w:fldCharType="begin"/>
+            </w:r>
+            <w:r>
+              <w:rPr>
+                <w:noProof/>
+                <w:webHidden/>
+              </w:rPr>
+              <w:instrText xml:space="preserve"> PAGEREF _Toc222404534 \h </w:instrText>
+            </w:r>
+            <w:r>
+              <w:rPr>
+                <w:noProof/>
+                <w:webHidden/>
+              </w:rPr>
+            </w:r>
+            <w:r>
+              <w:rPr>
+                <w:noProof/>
+                <w:webHidden/>
+              </w:rPr>
+              <w:fldChar w:fldCharType="separate"/>
+            </w:r>
+            <w:r>
+              <w:rPr>
+                <w:noProof/>
+                <w:webHidden/>
+              </w:rPr>
+              <w:t>2</w:t>
+            </w:r>
+            <w:r>
+              <w:rPr>
+                <w:noProof/>
+                <w:webHidden/>
+              </w:rPr>
+              <w:fldChar w:fldCharType="end"/>
+            </w:r>
+          </w:hyperlink>
+        </w:p>
+        <w:p>
+          <w:pPr>
+            <w:pStyle w:val="Inhopg1"/>
+            <w:tabs>
+              <w:tab w:val="right" w:leader="dot" w:pos="9062"/>
+            </w:tabs>
+            <w:rPr>
+              <w:rFonts w:eastAsiaTheme="minorEastAsia"/>
+              <w:noProof/>
+              <w:sz w:val="24"/>
+              <w:szCs w:val="24"/>
+              <w:lang w:eastAsia="nl-NL"/>
+            </w:rPr>
+          </w:pPr>
+          <w:hyperlink w:anchor="_Toc222404535" w:history="1">
+            <w:r>
+              <w:rPr>
+                <w:rStyle w:val="Hyperlink"/>
+                <w:noProof/>
+              </w:rPr>
+              <w:t>changelog</w:t>
+            </w:r>
+            <w:r>
+              <w:rPr>
+                <w:noProof/>
+                <w:webHidden/>
+              </w:rPr>
+              <w:tab/>
+            </w:r>
+            <w:r>
+              <w:rPr>
+                <w:noProof/>
+                <w:webHidden/>
+              </w:rPr>
+              <w:fldChar w:fldCharType="begin"/>
+            </w:r>
+            <w:r>
+              <w:rPr>
+                <w:noProof/>
+                <w:webHidden/>
+              </w:rPr>
+              <w:instrText xml:space="preserve"> PAGEREF _Toc222404535 \h </w:instrText>
+            </w:r>
+            <w:r>
+              <w:rPr>
+                <w:noProof/>
+                <w:webHidden/>
+              </w:rPr>
+            </w:r>
+            <w:r>
+              <w:rPr>
+                <w:noProof/>
+                <w:webHidden/>
+              </w:rPr>
+              <w:fldChar w:fldCharType="separate"/>
+            </w:r>
+            <w:r>
+              <w:rPr>
+                <w:noProof/>
+                <w:webHidden/>
+              </w:rPr>
+              <w:t>2</w:t>
+            </w:r>
+            <w:r>
+              <w:rPr>
+                <w:noProof/>
+                <w:webHidden/>
+              </w:rPr>
+              <w:fldChar w:fldCharType="end"/>
+            </w:r>
+          </w:hyperlink>
+        </w:p>
+        <w:p>
+          <w:pPr>
+            <w:rPr>
+              <w:b/>
+              <w:bCs/>
+            </w:rPr>
+          </w:pPr>
+          <w:r>
+            <w:rPr>
+              <w:b/>
+              <w:bCs/>
+            </w:rPr>
+            <w:fldChar w:fldCharType="end"/>
+          </w:r>
+        </w:p>
+      </w:sdtContent>
+    </w:sdt>
+    <w:p>
+      <w:pPr>
+        <w:pStyle w:val="Kop2"/>
+      </w:pPr>
+      <w:bookmarkStart w:id="1" w:name="_Toc222404532"/>
+      <w:bookmarkStart w:id="2" w:name="_Toc222404533"/>
+      <w:r>
+        <w:t>Research subject: programming languages</w:t>
+      </w:r>
+    </w:p>
+    <w:p>
+      <w:pPr>
+        <w:pStyle w:val="Kop2"/>
+      </w:pPr>
+      <w:r>
+        <w:t>Research question: Which programming language is most compatible with our project?</w:t>
+      </w:r>
+    </w:p>
+    <w:p>
+      <w:pPr>
+        <w:pStyle w:val="Kop1"/>
+      </w:pPr>
+    </w:p>
+    <w:p>
+      <w:pPr>
+        <w:pStyle w:val="Kop1"/>
+      </w:pPr>
+      <w:r>
+        <w:t>Summary</w:t>
+      </w:r>
+      <w:bookmarkEnd w:id="2"/>
+    </w:p>
+    <w:p>
+      <w:r>
+        <w:t xml:space="preserve">• Korte </w:t>
+      </w:r>
+      <w:proofErr w:type="spellStart"/>
+      <w:r>
+        <w:t>beschrijving</w:t>
+      </w:r>
+      <w:proofErr w:type="spellEnd"/>
+      <w:r>
+        <w:t xml:space="preserve"> van de </w:t>
+      </w:r>
+      <w:proofErr w:type="spellStart"/>
+      <w:r>
+        <w:t>onderzoeksvragen</w:t>
+      </w:r>
+      <w:proofErr w:type="spellEnd"/>
+      <w:r>
+        <w:t xml:space="preserve">, </w:t>
+      </w:r>
+      <w:proofErr w:type="spellStart"/>
+      <w:r>
+        <w:t>methode</w:t>
+      </w:r>
+      <w:proofErr w:type="spellEnd"/>
+      <w:r>
+        <w:t xml:space="preserve"> </w:t>
+      </w:r>
+      <w:proofErr w:type="spellStart"/>
+      <w:r>
+        <w:t>en</w:t>
+      </w:r>
+      <w:proofErr w:type="spellEnd"/>
+      <w:r>
+        <w:t xml:space="preserve"> </w:t>
+      </w:r>
+      <w:proofErr w:type="spellStart"/>
+      <w:r>
+        <w:t>resultaten</w:t>
+      </w:r>
+      <w:proofErr w:type="spellEnd"/>
+      <w:r>
+        <w:t>.</w:t>
+      </w:r>
+    </w:p>
+    <w:p>
+      <w:r>
+        <w:t xml:space="preserve">• </w:t>
+      </w:r>
+      <w:proofErr w:type="spellStart"/>
+      <w:r>
+        <w:t>Geef</w:t>
+      </w:r>
+      <w:proofErr w:type="spellEnd"/>
+      <w:r>
+        <w:t xml:space="preserve"> heel </w:t>
+      </w:r>
+      <w:proofErr w:type="spellStart"/>
+      <w:r>
+        <w:t>kort</w:t>
+      </w:r>
+      <w:proofErr w:type="spellEnd"/>
+      <w:r>
+        <w:t xml:space="preserve"> de </w:t>
+      </w:r>
+      <w:proofErr w:type="spellStart"/>
+      <w:r>
+        <w:t>belangrijkste</w:t>
+      </w:r>
+      <w:proofErr w:type="spellEnd"/>
+      <w:r>
+        <w:t xml:space="preserve"> </w:t>
+      </w:r>
+      <w:proofErr w:type="spellStart"/>
+      <w:r>
+        <w:t>conclusie</w:t>
+      </w:r>
+      <w:proofErr w:type="spellEnd"/>
+      <w:r>
+        <w:t xml:space="preserve">(s) van je rapport </w:t>
+      </w:r>
+      <w:proofErr w:type="spellStart"/>
+      <w:r>
+        <w:t>aa</w:t>
+      </w:r>
+      <w:r>
+        <w:t>n</w:t>
+      </w:r>
+      <w:proofErr w:type="spellEnd"/>
+    </w:p>
+    <w:p/>
+    <w:p>
+      <w:pPr>
+        <w:pStyle w:val="Kop1"/>
+      </w:pPr>
+      <w:r>
+        <w:t>Introduction</w:t>
+      </w:r>
+      <w:bookmarkEnd w:id="1"/>
+    </w:p>
+    <w:p/>
+    <w:p/>
+    <w:p>
+      <w:r>
+        <w:t xml:space="preserve">• </w:t>
+      </w:r>
+      <w:proofErr w:type="spellStart"/>
+      <w:r>
+        <w:t>Aanleiding</w:t>
+      </w:r>
+      <w:proofErr w:type="spellEnd"/>
+      <w:r>
+        <w:t xml:space="preserve"> tot je </w:t>
+      </w:r>
+      <w:proofErr w:type="spellStart"/>
+      <w:r>
+        <w:t>opdracht</w:t>
+      </w:r>
+      <w:proofErr w:type="spellEnd"/>
+      <w:r>
+        <w:t>/</w:t>
+      </w:r>
+      <w:proofErr w:type="spellStart"/>
+      <w:r>
+        <w:t>onderzoek</w:t>
+      </w:r>
+      <w:proofErr w:type="spellEnd"/>
+      <w:r>
+        <w:t xml:space="preserve">. </w:t>
+      </w:r>
+      <w:proofErr w:type="spellStart"/>
+      <w:r>
+        <w:t>Omschrijf</w:t>
+      </w:r>
+      <w:proofErr w:type="spellEnd"/>
+      <w:r>
+        <w:t xml:space="preserve"> </w:t>
+      </w:r>
+      <w:proofErr w:type="spellStart"/>
+      <w:r>
+        <w:t>ook</w:t>
+      </w:r>
+      <w:proofErr w:type="spellEnd"/>
+      <w:r>
+        <w:t xml:space="preserve"> de </w:t>
+      </w:r>
+      <w:proofErr w:type="spellStart"/>
+      <w:r>
+        <w:t>betrokken</w:t>
+      </w:r>
+      <w:proofErr w:type="spellEnd"/>
+      <w:r>
+        <w:t xml:space="preserve"> </w:t>
+      </w:r>
+      <w:proofErr w:type="spellStart"/>
+      <w:r>
+        <w:t>partijen</w:t>
+      </w:r>
+      <w:proofErr w:type="spellEnd"/>
+      <w:r>
+        <w:t xml:space="preserve">. Wie </w:t>
+      </w:r>
+      <w:proofErr w:type="spellStart"/>
+      <w:r>
+        <w:t>zijn</w:t>
+      </w:r>
+      <w:proofErr w:type="spellEnd"/>
+      <w:r>
+        <w:t xml:space="preserve"> de auteurs van </w:t>
+      </w:r>
+      <w:proofErr w:type="spellStart"/>
+      <w:r>
+        <w:t>dit</w:t>
+      </w:r>
+      <w:proofErr w:type="spellEnd"/>
+      <w:r>
+        <w:t xml:space="preserve"> </w:t>
+      </w:r>
+      <w:proofErr w:type="spellStart"/>
+      <w:r>
+        <w:t>stuk</w:t>
+      </w:r>
+      <w:proofErr w:type="spellEnd"/>
+      <w:r>
+        <w:t xml:space="preserve">, wat </w:t>
+      </w:r>
+      <w:proofErr w:type="spellStart"/>
+      <w:r>
+        <w:t>waren</w:t>
+      </w:r>
+      <w:proofErr w:type="spellEnd"/>
+      <w:r>
+        <w:t xml:space="preserve"> de </w:t>
+      </w:r>
+      <w:proofErr w:type="spellStart"/>
+      <w:r>
+        <w:t>beweegredenen</w:t>
+      </w:r>
+      <w:proofErr w:type="spellEnd"/>
+      <w:r>
+        <w:t xml:space="preserve"> om </w:t>
+      </w:r>
+      <w:proofErr w:type="spellStart"/>
+      <w:r>
+        <w:t>dit</w:t>
+      </w:r>
+      <w:proofErr w:type="spellEnd"/>
+      <w:r>
+        <w:t xml:space="preserve"> </w:t>
+      </w:r>
+      <w:proofErr w:type="spellStart"/>
+      <w:r>
+        <w:t>stuk</w:t>
+      </w:r>
+      <w:proofErr w:type="spellEnd"/>
+      <w:r>
+        <w:t xml:space="preserve"> </w:t>
+      </w:r>
+      <w:proofErr w:type="spellStart"/>
+      <w:r>
+        <w:t>te</w:t>
+      </w:r>
+      <w:proofErr w:type="spellEnd"/>
+      <w:r>
+        <w:t xml:space="preserve"> </w:t>
+      </w:r>
+      <w:proofErr w:type="spellStart"/>
+      <w:r>
+        <w:t>schrijven</w:t>
+      </w:r>
+      <w:proofErr w:type="spellEnd"/>
+      <w:r>
+        <w:t>?</w:t>
+      </w:r>
+    </w:p>
+    <w:p>
+      <w:r>
+        <w:t xml:space="preserve">• </w:t>
+      </w:r>
+      <w:proofErr w:type="spellStart"/>
+      <w:r>
+        <w:t>Probleemstelling</w:t>
+      </w:r>
+      <w:proofErr w:type="spellEnd"/>
+    </w:p>
+    <w:p>
+      <w:r>
+        <w:t xml:space="preserve">o Wat </w:t>
+      </w:r>
+      <w:proofErr w:type="spellStart"/>
+      <w:r>
+        <w:t>houdt</w:t>
+      </w:r>
+      <w:proofErr w:type="spellEnd"/>
+      <w:r>
+        <w:t xml:space="preserve"> het </w:t>
+      </w:r>
+      <w:proofErr w:type="spellStart"/>
+      <w:r>
+        <w:t>probleem</w:t>
+      </w:r>
+      <w:proofErr w:type="spellEnd"/>
+      <w:r>
+        <w:t xml:space="preserve"> </w:t>
+      </w:r>
+      <w:proofErr w:type="spellStart"/>
+      <w:r>
+        <w:t>precies</w:t>
+      </w:r>
+      <w:proofErr w:type="spellEnd"/>
+      <w:r>
+        <w:t xml:space="preserve"> in? (</w:t>
+      </w:r>
+      <w:proofErr w:type="spellStart"/>
+      <w:r>
+        <w:t>aan</w:t>
+      </w:r>
+      <w:proofErr w:type="spellEnd"/>
+      <w:r>
+        <w:t xml:space="preserve"> de hand van </w:t>
+      </w:r>
+      <w:proofErr w:type="spellStart"/>
+      <w:r>
+        <w:t>beschrijving</w:t>
+      </w:r>
+      <w:proofErr w:type="spellEnd"/>
+      <w:r>
+        <w:t xml:space="preserve"> </w:t>
+      </w:r>
+      <w:proofErr w:type="spellStart"/>
+      <w:r>
+        <w:t>huidige</w:t>
+      </w:r>
+      <w:proofErr w:type="spellEnd"/>
+      <w:r>
+        <w:t xml:space="preserve"> </w:t>
+      </w:r>
+      <w:proofErr w:type="spellStart"/>
+      <w:r>
+        <w:t>situatie</w:t>
+      </w:r>
+      <w:proofErr w:type="spellEnd"/>
+      <w:r>
+        <w:t xml:space="preserve">; </w:t>
+      </w:r>
+      <w:proofErr w:type="spellStart"/>
+      <w:r>
+        <w:t>oorzaken</w:t>
+      </w:r>
+      <w:proofErr w:type="spellEnd"/>
+      <w:r>
+        <w:t xml:space="preserve"> /</w:t>
+      </w:r>
+    </w:p>
+    <w:p>
+      <w:proofErr w:type="spellStart"/>
+      <w:r>
+        <w:t>gevolgen</w:t>
+      </w:r>
+      <w:proofErr w:type="spellEnd"/>
+      <w:r>
+        <w:t>)</w:t>
+      </w:r>
+    </w:p>
+    <w:p>
+      <w:r>
+        <w:t xml:space="preserve">• </w:t>
+      </w:r>
+      <w:proofErr w:type="spellStart"/>
+      <w:r>
+        <w:t>Belang</w:t>
+      </w:r>
+      <w:proofErr w:type="spellEnd"/>
+    </w:p>
+    <w:p>
+      <w:r>
+        <w:t xml:space="preserve">o Wie </w:t>
+      </w:r>
+      <w:proofErr w:type="spellStart"/>
+      <w:r>
+        <w:t>hebben</w:t>
+      </w:r>
+      <w:proofErr w:type="spellEnd"/>
+      <w:r>
+        <w:t xml:space="preserve"> er last van (</w:t>
+      </w:r>
+      <w:proofErr w:type="spellStart"/>
+      <w:r>
+        <w:t>doelgroep</w:t>
+      </w:r>
+      <w:proofErr w:type="spellEnd"/>
+      <w:r>
+        <w:t>)?</w:t>
+      </w:r>
+    </w:p>
+    <w:p>
+      <w:r>
+        <w:t xml:space="preserve">o Hoe </w:t>
+      </w:r>
+      <w:proofErr w:type="spellStart"/>
+      <w:r>
+        <w:t>groot</w:t>
+      </w:r>
+      <w:proofErr w:type="spellEnd"/>
+      <w:r>
+        <w:t xml:space="preserve"> is de </w:t>
+      </w:r>
+      <w:proofErr w:type="spellStart"/>
+      <w:r>
+        <w:t>doelgroep</w:t>
+      </w:r>
+      <w:proofErr w:type="spellEnd"/>
+      <w:r>
+        <w:t>?</w:t>
+      </w:r>
+    </w:p>
+    <w:p>
+      <w:r>
+        <w:t xml:space="preserve">o </w:t>
+      </w:r>
+      <w:proofErr w:type="spellStart"/>
+      <w:r>
+        <w:t>Waarom</w:t>
+      </w:r>
+      <w:proofErr w:type="spellEnd"/>
+      <w:r>
+        <w:t xml:space="preserve"> </w:t>
+      </w:r>
+      <w:proofErr w:type="spellStart"/>
+      <w:r>
+        <w:t>moet</w:t>
+      </w:r>
+      <w:proofErr w:type="spellEnd"/>
+      <w:r>
+        <w:t xml:space="preserve"> </w:t>
+      </w:r>
+      <w:proofErr w:type="spellStart"/>
+      <w:r>
+        <w:t>dit</w:t>
+      </w:r>
+      <w:proofErr w:type="spellEnd"/>
+      <w:r>
+        <w:t xml:space="preserve"> nu </w:t>
+      </w:r>
+      <w:proofErr w:type="spellStart"/>
+      <w:r>
+        <w:t>opgelost</w:t>
+      </w:r>
+      <w:proofErr w:type="spellEnd"/>
+      <w:r>
+        <w:t xml:space="preserve"> </w:t>
+      </w:r>
+      <w:proofErr w:type="spellStart"/>
+      <w:r>
+        <w:t>worden</w:t>
+      </w:r>
+      <w:proofErr w:type="spellEnd"/>
+      <w:r>
+        <w:t>?</w:t>
+      </w:r>
+    </w:p>
+    <w:p>
+      <w:r>
+        <w:t xml:space="preserve">o </w:t>
+      </w:r>
+      <w:proofErr w:type="spellStart"/>
+      <w:r>
+        <w:t>Informatie</w:t>
+      </w:r>
+      <w:proofErr w:type="spellEnd"/>
+      <w:r>
+        <w:t xml:space="preserve"> over </w:t>
+      </w:r>
+      <w:proofErr w:type="spellStart"/>
+      <w:r>
+        <w:t>bovenstaande</w:t>
+      </w:r>
+      <w:proofErr w:type="spellEnd"/>
+      <w:r>
+        <w:t xml:space="preserve"> </w:t>
+      </w:r>
+      <w:proofErr w:type="spellStart"/>
+      <w:r>
+        <w:t>punten</w:t>
+      </w:r>
+      <w:proofErr w:type="spellEnd"/>
+      <w:r>
+        <w:t xml:space="preserve"> </w:t>
+      </w:r>
+      <w:proofErr w:type="spellStart"/>
+      <w:r>
+        <w:t>moet</w:t>
+      </w:r>
+      <w:proofErr w:type="spellEnd"/>
+      <w:r>
+        <w:t xml:space="preserve"> </w:t>
+      </w:r>
+      <w:proofErr w:type="spellStart"/>
+      <w:r>
+        <w:t>expliciet</w:t>
+      </w:r>
+      <w:proofErr w:type="spellEnd"/>
+      <w:r>
+        <w:t xml:space="preserve"> </w:t>
+      </w:r>
+      <w:proofErr w:type="spellStart"/>
+      <w:r>
+        <w:t>gelinkt</w:t>
+      </w:r>
+      <w:proofErr w:type="spellEnd"/>
+      <w:r>
+        <w:t xml:space="preserve"> </w:t>
+      </w:r>
+      <w:proofErr w:type="spellStart"/>
+      <w:r>
+        <w:t>worden</w:t>
+      </w:r>
+      <w:proofErr w:type="spellEnd"/>
+      <w:r>
+        <w:t xml:space="preserve"> </w:t>
+      </w:r>
+      <w:proofErr w:type="spellStart"/>
+      <w:r>
+        <w:t>aan</w:t>
+      </w:r>
+      <w:proofErr w:type="spellEnd"/>
+      <w:r>
+        <w:t xml:space="preserve"> </w:t>
+      </w:r>
+      <w:proofErr w:type="spellStart"/>
+      <w:r>
+        <w:t>jouw</w:t>
+      </w:r>
+      <w:proofErr w:type="spellEnd"/>
+      <w:r>
+        <w:t xml:space="preserve"> </w:t>
+      </w:r>
+      <w:proofErr w:type="spellStart"/>
+      <w:r>
+        <w:t>onderzoek</w:t>
+      </w:r>
+      <w:proofErr w:type="spellEnd"/>
+    </w:p>
+    <w:p>
+      <w:r>
+        <w:t xml:space="preserve">• Doel van je </w:t>
+      </w:r>
+      <w:proofErr w:type="spellStart"/>
+      <w:r>
+        <w:t>onderzoek</w:t>
+      </w:r>
+      <w:proofErr w:type="spellEnd"/>
+    </w:p>
+    <w:p>
+      <w:r>
+        <w:t xml:space="preserve">o Wat is de </w:t>
+      </w:r>
+      <w:proofErr w:type="spellStart"/>
+      <w:r>
+        <w:t>gewenste</w:t>
+      </w:r>
+      <w:proofErr w:type="spellEnd"/>
+      <w:r>
+        <w:t xml:space="preserve"> </w:t>
+      </w:r>
+      <w:proofErr w:type="spellStart"/>
+      <w:r>
+        <w:t>situatie</w:t>
+      </w:r>
+      <w:proofErr w:type="spellEnd"/>
+      <w:r>
+        <w:t>? (</w:t>
+      </w:r>
+      <w:proofErr w:type="spellStart"/>
+      <w:r>
+        <w:t>oplossingsrichtingen</w:t>
+      </w:r>
+      <w:proofErr w:type="spellEnd"/>
+      <w:r>
+        <w:t xml:space="preserve">, </w:t>
+      </w:r>
+      <w:proofErr w:type="spellStart"/>
+      <w:r>
+        <w:t>nog</w:t>
+      </w:r>
+      <w:proofErr w:type="spellEnd"/>
+      <w:r>
+        <w:t xml:space="preserve"> </w:t>
+      </w:r>
+      <w:proofErr w:type="spellStart"/>
+      <w:r>
+        <w:t>geen</w:t>
+      </w:r>
+      <w:proofErr w:type="spellEnd"/>
+      <w:r>
+        <w:t xml:space="preserve"> </w:t>
+      </w:r>
+      <w:proofErr w:type="spellStart"/>
+      <w:r>
+        <w:t>kant</w:t>
+      </w:r>
+      <w:proofErr w:type="spellEnd"/>
+      <w:r>
+        <w:t xml:space="preserve"> </w:t>
+      </w:r>
+      <w:proofErr w:type="spellStart"/>
+      <w:r>
+        <w:t>en</w:t>
+      </w:r>
+      <w:proofErr w:type="spellEnd"/>
+      <w:r>
+        <w:t xml:space="preserve"> </w:t>
+      </w:r>
+      <w:proofErr w:type="spellStart"/>
+      <w:r>
+        <w:t>klaar</w:t>
+      </w:r>
+      <w:proofErr w:type="spellEnd"/>
+      <w:r>
+        <w:t xml:space="preserve"> product)</w:t>
+      </w:r>
+    </w:p>
+    <w:p>
+      <w:r>
+        <w:lastRenderedPageBreak/>
+        <w:t xml:space="preserve">o Hoe </w:t>
+      </w:r>
+      <w:proofErr w:type="spellStart"/>
+      <w:r>
+        <w:t>kom</w:t>
+      </w:r>
+      <w:proofErr w:type="spellEnd"/>
+      <w:r>
+        <w:t xml:space="preserve"> </w:t>
+      </w:r>
+      <w:proofErr w:type="spellStart"/>
+      <w:r>
+        <w:t>ik</w:t>
+      </w:r>
+      <w:proofErr w:type="spellEnd"/>
+      <w:r>
+        <w:t xml:space="preserve"> </w:t>
+      </w:r>
+      <w:proofErr w:type="spellStart"/>
+      <w:r>
+        <w:t>bij</w:t>
+      </w:r>
+      <w:proofErr w:type="spellEnd"/>
+      <w:r>
+        <w:t xml:space="preserve"> de </w:t>
+      </w:r>
+      <w:proofErr w:type="spellStart"/>
+      <w:r>
+        <w:t>gewenste</w:t>
+      </w:r>
+      <w:proofErr w:type="spellEnd"/>
+      <w:r>
+        <w:t xml:space="preserve"> </w:t>
+      </w:r>
+      <w:proofErr w:type="spellStart"/>
+      <w:r>
+        <w:t>situatie</w:t>
+      </w:r>
+      <w:proofErr w:type="spellEnd"/>
+      <w:r>
+        <w:t>?</w:t>
+      </w:r>
+    </w:p>
+    <w:p>
+      <w:r>
+        <w:t xml:space="preserve">• </w:t>
+      </w:r>
+      <w:proofErr w:type="spellStart"/>
+      <w:r>
+        <w:t>Verfijnde</w:t>
+      </w:r>
+      <w:proofErr w:type="spellEnd"/>
+      <w:r>
+        <w:t xml:space="preserve"> </w:t>
+      </w:r>
+      <w:proofErr w:type="spellStart"/>
+      <w:r>
+        <w:t>opdrachtomschrijving</w:t>
+      </w:r>
+      <w:proofErr w:type="spellEnd"/>
+      <w:r>
+        <w:t xml:space="preserve"> (</w:t>
+      </w:r>
+      <w:proofErr w:type="spellStart"/>
+      <w:r>
+        <w:t>onderzoeksvraag</w:t>
+      </w:r>
+      <w:proofErr w:type="spellEnd"/>
+      <w:r>
+        <w:t xml:space="preserve"> </w:t>
+      </w:r>
+      <w:proofErr w:type="spellStart"/>
+      <w:r>
+        <w:t>en</w:t>
+      </w:r>
+      <w:proofErr w:type="spellEnd"/>
+      <w:r>
+        <w:t xml:space="preserve"> </w:t>
+      </w:r>
+      <w:proofErr w:type="spellStart"/>
+      <w:r>
+        <w:t>deelvragen</w:t>
+      </w:r>
+      <w:proofErr w:type="spellEnd"/>
+      <w:r>
+        <w:t>)</w:t>
+      </w:r>
+    </w:p>
+    <w:p>
+      <w:r>
+        <w:t xml:space="preserve">o </w:t>
+      </w:r>
+      <w:proofErr w:type="spellStart"/>
+      <w:r>
+        <w:t>Komt</w:t>
+      </w:r>
+      <w:proofErr w:type="spellEnd"/>
+      <w:r>
+        <w:t xml:space="preserve"> </w:t>
+      </w:r>
+      <w:proofErr w:type="spellStart"/>
+      <w:r>
+        <w:t>logisch</w:t>
+      </w:r>
+      <w:proofErr w:type="spellEnd"/>
+      <w:r>
+        <w:t xml:space="preserve"> </w:t>
+      </w:r>
+      <w:proofErr w:type="spellStart"/>
+      <w:r>
+        <w:t>voort</w:t>
+      </w:r>
+      <w:proofErr w:type="spellEnd"/>
+      <w:r>
+        <w:t xml:space="preserve"> </w:t>
+      </w:r>
+      <w:proofErr w:type="spellStart"/>
+      <w:r>
+        <w:t>uit</w:t>
+      </w:r>
+      <w:proofErr w:type="spellEnd"/>
+      <w:r>
+        <w:t xml:space="preserve"> de </w:t>
+      </w:r>
+      <w:proofErr w:type="spellStart"/>
+      <w:r>
+        <w:t>probleemstelling</w:t>
+      </w:r>
+      <w:proofErr w:type="spellEnd"/>
+    </w:p>
+    <w:p>
+      <w:r>
+        <w:t xml:space="preserve">o </w:t>
+      </w:r>
+      <w:proofErr w:type="spellStart"/>
+      <w:r>
+        <w:t>Formuleer</w:t>
+      </w:r>
+      <w:proofErr w:type="spellEnd"/>
+      <w:r>
+        <w:t xml:space="preserve"> </w:t>
+      </w:r>
+      <w:proofErr w:type="spellStart"/>
+      <w:r>
+        <w:t>een</w:t>
+      </w:r>
+      <w:proofErr w:type="spellEnd"/>
+      <w:r>
+        <w:t xml:space="preserve"> </w:t>
+      </w:r>
+      <w:proofErr w:type="spellStart"/>
+      <w:r>
+        <w:t>hoofdvraag</w:t>
+      </w:r>
+      <w:proofErr w:type="spellEnd"/>
+      <w:r>
+        <w:t xml:space="preserve"> </w:t>
+      </w:r>
+      <w:proofErr w:type="spellStart"/>
+      <w:r>
+        <w:t>en</w:t>
+      </w:r>
+      <w:proofErr w:type="spellEnd"/>
+      <w:r>
+        <w:t xml:space="preserve"> </w:t>
+      </w:r>
+      <w:proofErr w:type="spellStart"/>
+      <w:r>
+        <w:t>deelvragen</w:t>
+      </w:r>
+      <w:proofErr w:type="spellEnd"/>
+      <w:r>
+        <w:t xml:space="preserve">. De </w:t>
+      </w:r>
+      <w:proofErr w:type="spellStart"/>
+      <w:r>
+        <w:t>deelvragen</w:t>
+      </w:r>
+      <w:proofErr w:type="spellEnd"/>
+      <w:r>
+        <w:t xml:space="preserve"> </w:t>
+      </w:r>
+      <w:proofErr w:type="spellStart"/>
+      <w:r>
+        <w:t>samen</w:t>
+      </w:r>
+      <w:proofErr w:type="spellEnd"/>
+      <w:r>
+        <w:t xml:space="preserve"> </w:t>
+      </w:r>
+      <w:proofErr w:type="spellStart"/>
+      <w:r>
+        <w:t>vormen</w:t>
+      </w:r>
+      <w:proofErr w:type="spellEnd"/>
+      <w:r>
+        <w:t xml:space="preserve"> het </w:t>
+      </w:r>
+      <w:proofErr w:type="spellStart"/>
+      <w:r>
+        <w:t>antwoord</w:t>
+      </w:r>
+      <w:proofErr w:type="spellEnd"/>
+      <w:r>
+        <w:t xml:space="preserve"> op de</w:t>
+      </w:r>
+    </w:p>
+    <w:p>
+      <w:proofErr w:type="spellStart"/>
+      <w:r>
+        <w:t>hoofdvraag</w:t>
+      </w:r>
+      <w:proofErr w:type="spellEnd"/>
+    </w:p>
+    <w:p/>
+    <w:p/>
+    <w:p>
+      <w:pPr>
+        <w:pStyle w:val="Kop1"/>
+      </w:pPr>
+      <w:r>
+        <w:t>Methode</w:t>
+      </w:r>
+    </w:p>
+    <w:p>
+      <w:r>
+        <w:t xml:space="preserve">• </w:t>
+      </w:r>
+      <w:proofErr w:type="spellStart"/>
+      <w:r>
+        <w:t>Onderzoeksmethode</w:t>
+      </w:r>
+      <w:proofErr w:type="spellEnd"/>
+      <w:r>
+        <w:t xml:space="preserve">; </w:t>
+      </w:r>
+      <w:proofErr w:type="spellStart"/>
+      <w:r>
+        <w:t>Geef</w:t>
+      </w:r>
+      <w:proofErr w:type="spellEnd"/>
+      <w:r>
+        <w:t xml:space="preserve"> </w:t>
+      </w:r>
+      <w:proofErr w:type="spellStart"/>
+      <w:r>
+        <w:t>aan</w:t>
+      </w:r>
+      <w:proofErr w:type="spellEnd"/>
+      <w:r>
+        <w:t xml:space="preserve"> hoe je de </w:t>
+      </w:r>
+      <w:proofErr w:type="spellStart"/>
+      <w:r>
+        <w:t>deelvragen</w:t>
+      </w:r>
+      <w:proofErr w:type="spellEnd"/>
+      <w:r>
+        <w:t xml:space="preserve"> </w:t>
+      </w:r>
+      <w:proofErr w:type="spellStart"/>
+      <w:r>
+        <w:t>beantwoordt</w:t>
+      </w:r>
+      <w:proofErr w:type="spellEnd"/>
+      <w:r>
+        <w:t xml:space="preserve"> (Interview, </w:t>
+      </w:r>
+      <w:proofErr w:type="spellStart"/>
+      <w:r>
+        <w:t>enquête</w:t>
+      </w:r>
+      <w:proofErr w:type="spellEnd"/>
+      <w:r>
+        <w:t xml:space="preserve">, </w:t>
+      </w:r>
+      <w:proofErr w:type="spellStart"/>
+      <w:r>
+        <w:t>observatie</w:t>
+      </w:r>
+      <w:proofErr w:type="spellEnd"/>
+      <w:r>
+        <w:t>,</w:t>
+      </w:r>
+    </w:p>
+    <w:p>
+      <w:r>
+        <w:t xml:space="preserve">experiment, </w:t>
+      </w:r>
+      <w:proofErr w:type="spellStart"/>
+      <w:r>
+        <w:t>literatuuronderzoek</w:t>
+      </w:r>
+      <w:proofErr w:type="spellEnd"/>
+      <w:r>
+        <w:t xml:space="preserve"> </w:t>
+      </w:r>
+      <w:proofErr w:type="spellStart"/>
+      <w:r>
+        <w:t>enz</w:t>
+      </w:r>
+      <w:proofErr w:type="spellEnd"/>
+      <w:r>
+        <w:t>.)</w:t>
+      </w:r>
+    </w:p>
+    <w:p>
+      <w:r>
+        <w:t xml:space="preserve">• Hoe ga je het </w:t>
+      </w:r>
+      <w:proofErr w:type="spellStart"/>
+      <w:r>
+        <w:t>onderzoek</w:t>
+      </w:r>
+      <w:proofErr w:type="spellEnd"/>
+      <w:r>
+        <w:t xml:space="preserve"> </w:t>
+      </w:r>
+      <w:proofErr w:type="spellStart"/>
+      <w:r>
+        <w:t>aanpakken</w:t>
+      </w:r>
+      <w:proofErr w:type="spellEnd"/>
+      <w:r>
+        <w:t>? (</w:t>
+      </w:r>
+      <w:proofErr w:type="spellStart"/>
+      <w:r>
+        <w:t>bijv</w:t>
+      </w:r>
+      <w:proofErr w:type="spellEnd"/>
+      <w:r>
+        <w:t xml:space="preserve">. </w:t>
+      </w:r>
+      <w:proofErr w:type="spellStart"/>
+      <w:r>
+        <w:t>literatuuronderzoek</w:t>
+      </w:r>
+      <w:proofErr w:type="spellEnd"/>
+      <w:r>
+        <w:t xml:space="preserve">: welk </w:t>
+      </w:r>
+      <w:proofErr w:type="spellStart"/>
+      <w:r>
+        <w:t>soort</w:t>
+      </w:r>
+      <w:proofErr w:type="spellEnd"/>
+      <w:r>
+        <w:t xml:space="preserve"> </w:t>
+      </w:r>
+      <w:proofErr w:type="spellStart"/>
+      <w:r>
+        <w:t>bronnen</w:t>
+      </w:r>
+      <w:proofErr w:type="spellEnd"/>
+      <w:r>
+        <w:t xml:space="preserve">; </w:t>
+      </w:r>
+      <w:proofErr w:type="spellStart"/>
+      <w:r>
+        <w:t>enquête</w:t>
+      </w:r>
+      <w:proofErr w:type="spellEnd"/>
+      <w:r>
+        <w:t xml:space="preserve">: </w:t>
+      </w:r>
+      <w:proofErr w:type="spellStart"/>
+      <w:r>
+        <w:t>welke</w:t>
+      </w:r>
+      <w:proofErr w:type="spellEnd"/>
+    </w:p>
+    <w:p>
+      <w:proofErr w:type="spellStart"/>
+      <w:r>
+        <w:t>vragen</w:t>
+      </w:r>
+      <w:proofErr w:type="spellEnd"/>
+      <w:r>
+        <w:t xml:space="preserve"> in de </w:t>
+      </w:r>
+      <w:proofErr w:type="spellStart"/>
+      <w:r>
+        <w:t>vragenlijst</w:t>
+      </w:r>
+      <w:proofErr w:type="spellEnd"/>
+      <w:r>
+        <w:t>; experiment: experiment-protocol)</w:t>
+      </w:r>
+    </w:p>
+    <w:p>
+      <w:r>
+        <w:t xml:space="preserve">• Als je </w:t>
+      </w:r>
+      <w:proofErr w:type="spellStart"/>
+      <w:r>
+        <w:t>meerdere</w:t>
+      </w:r>
+      <w:proofErr w:type="spellEnd"/>
+      <w:r>
+        <w:t xml:space="preserve"> </w:t>
+      </w:r>
+      <w:proofErr w:type="spellStart"/>
+      <w:r>
+        <w:t>opties</w:t>
+      </w:r>
+      <w:proofErr w:type="spellEnd"/>
+      <w:r>
+        <w:t xml:space="preserve"> </w:t>
+      </w:r>
+      <w:proofErr w:type="spellStart"/>
+      <w:r>
+        <w:t>gaat</w:t>
+      </w:r>
+      <w:proofErr w:type="spellEnd"/>
+      <w:r>
+        <w:t xml:space="preserve"> </w:t>
+      </w:r>
+      <w:proofErr w:type="spellStart"/>
+      <w:r>
+        <w:t>vergelijken</w:t>
+      </w:r>
+      <w:proofErr w:type="spellEnd"/>
+      <w:r>
+        <w:t xml:space="preserve"> om tot </w:t>
+      </w:r>
+      <w:proofErr w:type="spellStart"/>
+      <w:r>
+        <w:t>een</w:t>
+      </w:r>
+      <w:proofErr w:type="spellEnd"/>
+      <w:r>
+        <w:t xml:space="preserve"> </w:t>
+      </w:r>
+      <w:proofErr w:type="spellStart"/>
+      <w:r>
+        <w:t>keuze</w:t>
+      </w:r>
+      <w:proofErr w:type="spellEnd"/>
+      <w:r>
+        <w:t xml:space="preserve"> </w:t>
+      </w:r>
+      <w:proofErr w:type="spellStart"/>
+      <w:r>
+        <w:t>te</w:t>
+      </w:r>
+      <w:proofErr w:type="spellEnd"/>
+      <w:r>
+        <w:t xml:space="preserve"> </w:t>
+      </w:r>
+      <w:proofErr w:type="spellStart"/>
+      <w:r>
+        <w:t>komen</w:t>
+      </w:r>
+      <w:proofErr w:type="spellEnd"/>
+      <w:r>
+        <w:t xml:space="preserve">, </w:t>
+      </w:r>
+      <w:proofErr w:type="spellStart"/>
+      <w:r>
+        <w:t>geef</w:t>
+      </w:r>
+      <w:proofErr w:type="spellEnd"/>
+      <w:r>
+        <w:t xml:space="preserve"> je </w:t>
+      </w:r>
+      <w:proofErr w:type="spellStart"/>
+      <w:r>
+        <w:t>hier</w:t>
+      </w:r>
+      <w:proofErr w:type="spellEnd"/>
+      <w:r>
+        <w:t xml:space="preserve"> de requirements (</w:t>
+      </w:r>
+      <w:proofErr w:type="spellStart"/>
+      <w:r>
+        <w:t>bijv</w:t>
+      </w:r>
+      <w:proofErr w:type="spellEnd"/>
+      <w:r>
+        <w:t xml:space="preserve">. </w:t>
+      </w:r>
+      <w:proofErr w:type="spellStart"/>
+      <w:r>
+        <w:t>als</w:t>
+      </w:r>
+      <w:proofErr w:type="spellEnd"/>
+    </w:p>
+    <w:p>
+      <w:r>
+        <w:t xml:space="preserve">je </w:t>
+      </w:r>
+      <w:proofErr w:type="spellStart"/>
+      <w:r>
+        <w:t>onderzoek</w:t>
+      </w:r>
+      <w:proofErr w:type="spellEnd"/>
+      <w:r>
+        <w:t xml:space="preserve"> </w:t>
+      </w:r>
+      <w:proofErr w:type="spellStart"/>
+      <w:r>
+        <w:t>doet</w:t>
+      </w:r>
+      <w:proofErr w:type="spellEnd"/>
+      <w:r>
+        <w:t xml:space="preserve"> </w:t>
+      </w:r>
+      <w:proofErr w:type="spellStart"/>
+      <w:r>
+        <w:t>naar</w:t>
+      </w:r>
+      <w:proofErr w:type="spellEnd"/>
+      <w:r>
+        <w:t xml:space="preserve"> </w:t>
+      </w:r>
+      <w:proofErr w:type="spellStart"/>
+      <w:r>
+        <w:t>opties</w:t>
+      </w:r>
+      <w:proofErr w:type="spellEnd"/>
+      <w:r>
+        <w:t xml:space="preserve"> </w:t>
+      </w:r>
+      <w:proofErr w:type="spellStart"/>
+      <w:r>
+        <w:t>voor</w:t>
+      </w:r>
+      <w:proofErr w:type="spellEnd"/>
+      <w:r>
+        <w:t xml:space="preserve"> </w:t>
+      </w:r>
+      <w:proofErr w:type="spellStart"/>
+      <w:r>
+        <w:t>stroomvoorziening</w:t>
+      </w:r>
+      <w:proofErr w:type="spellEnd"/>
+      <w:r>
+        <w:t xml:space="preserve">, </w:t>
+      </w:r>
+      <w:proofErr w:type="spellStart"/>
+      <w:r>
+        <w:t>geef</w:t>
+      </w:r>
+      <w:proofErr w:type="spellEnd"/>
+      <w:r>
+        <w:t xml:space="preserve"> je </w:t>
+      </w:r>
+      <w:proofErr w:type="spellStart"/>
+      <w:r>
+        <w:t>hier</w:t>
+      </w:r>
+      <w:proofErr w:type="spellEnd"/>
+      <w:r>
+        <w:t xml:space="preserve"> </w:t>
+      </w:r>
+      <w:proofErr w:type="spellStart"/>
+      <w:r>
+        <w:t>aan</w:t>
+      </w:r>
+      <w:proofErr w:type="spellEnd"/>
+      <w:r>
+        <w:t xml:space="preserve"> wat het </w:t>
+      </w:r>
+      <w:proofErr w:type="spellStart"/>
+      <w:r>
+        <w:t>stroomverbruik</w:t>
+      </w:r>
+      <w:proofErr w:type="spellEnd"/>
+      <w:r>
+        <w:t xml:space="preserve"> is, </w:t>
+      </w:r>
+      <w:proofErr w:type="spellStart"/>
+      <w:r>
+        <w:t>en</w:t>
+      </w:r>
+      <w:proofErr w:type="spellEnd"/>
+    </w:p>
+    <w:p>
+      <w:proofErr w:type="spellStart"/>
+      <w:r>
+        <w:t>andere</w:t>
+      </w:r>
+      <w:proofErr w:type="spellEnd"/>
+      <w:r>
+        <w:t xml:space="preserve"> requirements </w:t>
+      </w:r>
+      <w:proofErr w:type="spellStart"/>
+      <w:r>
+        <w:t>zoals</w:t>
+      </w:r>
+      <w:proofErr w:type="spellEnd"/>
+      <w:r>
+        <w:t xml:space="preserve"> </w:t>
+      </w:r>
+      <w:proofErr w:type="spellStart"/>
+      <w:r>
+        <w:t>gewicht</w:t>
+      </w:r>
+      <w:proofErr w:type="spellEnd"/>
+      <w:r>
+        <w:t xml:space="preserve">, </w:t>
+      </w:r>
+      <w:proofErr w:type="spellStart"/>
+      <w:r>
+        <w:t>kosten</w:t>
+      </w:r>
+      <w:proofErr w:type="spellEnd"/>
+      <w:r>
+        <w:t xml:space="preserve">, </w:t>
+      </w:r>
+      <w:proofErr w:type="spellStart"/>
+      <w:r>
+        <w:t>mobiliteit</w:t>
+      </w:r>
+      <w:proofErr w:type="spellEnd"/>
+    </w:p>
+    <w:p>
+      <w:pPr>
+        <w:pStyle w:val="Kop1"/>
+      </w:pPr>
+      <w:bookmarkStart w:id="3" w:name="_Toc222404534"/>
+      <w:r>
+        <w:t>Conclusion</w:t>
+      </w:r>
+      <w:bookmarkEnd w:id="3"/>
+      <w:r>
+        <w:t xml:space="preserve"> </w:t>
+      </w:r>
+    </w:p>
+    <w:p>
+      <w:r>
+        <w:t xml:space="preserve">• Begin je </w:t>
+      </w:r>
+      <w:proofErr w:type="spellStart"/>
+      <w:r>
+        <w:t>conclusie</w:t>
+      </w:r>
+      <w:proofErr w:type="spellEnd"/>
+      <w:r>
+        <w:t xml:space="preserve"> met </w:t>
+      </w:r>
+      <w:proofErr w:type="spellStart"/>
+      <w:r>
+        <w:t>een</w:t>
+      </w:r>
+      <w:proofErr w:type="spellEnd"/>
+      <w:r>
+        <w:t xml:space="preserve"> </w:t>
+      </w:r>
+      <w:proofErr w:type="spellStart"/>
+      <w:r>
+        <w:t>korte</w:t>
+      </w:r>
+      <w:proofErr w:type="spellEnd"/>
+      <w:r>
+        <w:t xml:space="preserve"> </w:t>
+      </w:r>
+      <w:proofErr w:type="spellStart"/>
+      <w:r>
+        <w:t>samenvatting</w:t>
+      </w:r>
+      <w:proofErr w:type="spellEnd"/>
+      <w:r>
+        <w:t xml:space="preserve"> </w:t>
+      </w:r>
+      <w:proofErr w:type="spellStart"/>
+      <w:r>
+        <w:t>en</w:t>
+      </w:r>
+      <w:proofErr w:type="spellEnd"/>
+      <w:r>
+        <w:t xml:space="preserve"> je </w:t>
+      </w:r>
+      <w:proofErr w:type="spellStart"/>
+      <w:r>
+        <w:t>onderzoeksvraag</w:t>
+      </w:r>
+      <w:proofErr w:type="spellEnd"/>
+      <w:r>
+        <w:t>.</w:t>
+      </w:r>
+    </w:p>
+    <w:p>
+      <w:r>
+        <w:t xml:space="preserve">• Hier </w:t>
+      </w:r>
+      <w:proofErr w:type="spellStart"/>
+      <w:r>
+        <w:t>interpreteer</w:t>
+      </w:r>
+      <w:proofErr w:type="spellEnd"/>
+      <w:r>
+        <w:t xml:space="preserve"> je de </w:t>
+      </w:r>
+      <w:proofErr w:type="spellStart"/>
+      <w:r>
+        <w:t>resultaten</w:t>
+      </w:r>
+      <w:proofErr w:type="spellEnd"/>
+      <w:r>
+        <w:t xml:space="preserve"> </w:t>
+      </w:r>
+      <w:proofErr w:type="spellStart"/>
+      <w:r>
+        <w:t>en</w:t>
+      </w:r>
+      <w:proofErr w:type="spellEnd"/>
+      <w:r>
+        <w:t xml:space="preserve"> </w:t>
+      </w:r>
+      <w:proofErr w:type="spellStart"/>
+      <w:r>
+        <w:t>kom</w:t>
+      </w:r>
+      <w:proofErr w:type="spellEnd"/>
+      <w:r>
+        <w:t xml:space="preserve"> je tot </w:t>
+      </w:r>
+      <w:proofErr w:type="spellStart"/>
+      <w:r>
+        <w:t>een</w:t>
+      </w:r>
+      <w:proofErr w:type="spellEnd"/>
+      <w:r>
+        <w:t xml:space="preserve"> </w:t>
+      </w:r>
+      <w:proofErr w:type="spellStart"/>
+      <w:r>
+        <w:t>oordeel</w:t>
+      </w:r>
+      <w:proofErr w:type="spellEnd"/>
+      <w:r>
+        <w:t xml:space="preserve">. Per </w:t>
+      </w:r>
+      <w:proofErr w:type="spellStart"/>
+      <w:r>
+        <w:t>onderdeel</w:t>
+      </w:r>
+      <w:proofErr w:type="spellEnd"/>
+      <w:r>
+        <w:t xml:space="preserve"> </w:t>
+      </w:r>
+      <w:proofErr w:type="spellStart"/>
+      <w:r>
+        <w:t>een</w:t>
+      </w:r>
+      <w:proofErr w:type="spellEnd"/>
+      <w:r>
+        <w:t xml:space="preserve"> </w:t>
+      </w:r>
+      <w:proofErr w:type="spellStart"/>
+      <w:r>
+        <w:t>conclusie</w:t>
+      </w:r>
+      <w:proofErr w:type="spellEnd"/>
+      <w:r>
+        <w:t xml:space="preserve"> </w:t>
+      </w:r>
+      <w:proofErr w:type="spellStart"/>
+      <w:r>
+        <w:t>en</w:t>
+      </w:r>
+      <w:proofErr w:type="spellEnd"/>
+      <w:r>
+        <w:t xml:space="preserve"> </w:t>
+      </w:r>
+      <w:proofErr w:type="spellStart"/>
+      <w:r>
+        <w:t>uiteraard</w:t>
+      </w:r>
+      <w:proofErr w:type="spellEnd"/>
+      <w:r>
+        <w:t xml:space="preserve"> </w:t>
+      </w:r>
+      <w:proofErr w:type="spellStart"/>
+      <w:r>
+        <w:t>een</w:t>
+      </w:r>
+      <w:proofErr w:type="spellEnd"/>
+    </w:p>
+    <w:p>
+      <w:proofErr w:type="spellStart"/>
+      <w:r>
+        <w:t>totaal</w:t>
+      </w:r>
+      <w:proofErr w:type="spellEnd"/>
+      <w:r>
+        <w:t xml:space="preserve"> </w:t>
+      </w:r>
+      <w:proofErr w:type="spellStart"/>
+      <w:r>
+        <w:t>conclusie</w:t>
+      </w:r>
+      <w:proofErr w:type="spellEnd"/>
+      <w:r>
+        <w:t xml:space="preserve"> (wat is het </w:t>
+      </w:r>
+      <w:proofErr w:type="spellStart"/>
+      <w:r>
+        <w:t>antwoord</w:t>
+      </w:r>
+      <w:proofErr w:type="spellEnd"/>
+      <w:r>
+        <w:t xml:space="preserve"> op je </w:t>
+      </w:r>
+      <w:proofErr w:type="spellStart"/>
+      <w:r>
+        <w:t>onderzoeksvraag</w:t>
+      </w:r>
+      <w:proofErr w:type="spellEnd"/>
+      <w:r>
+        <w:t>?)</w:t>
+      </w:r>
+    </w:p>
+    <w:p>
+      <w:r>
+        <w:t xml:space="preserve">• Je </w:t>
+      </w:r>
+      <w:proofErr w:type="spellStart"/>
+      <w:r>
+        <w:t>conclusies</w:t>
+      </w:r>
+      <w:proofErr w:type="spellEnd"/>
+      <w:r>
+        <w:t xml:space="preserve"> </w:t>
+      </w:r>
+      <w:proofErr w:type="spellStart"/>
+      <w:r>
+        <w:t>worden</w:t>
+      </w:r>
+      <w:proofErr w:type="spellEnd"/>
+      <w:r>
+        <w:t xml:space="preserve"> </w:t>
+      </w:r>
+      <w:proofErr w:type="spellStart"/>
+      <w:r>
+        <w:t>geschreven</w:t>
+      </w:r>
+      <w:proofErr w:type="spellEnd"/>
+      <w:r>
+        <w:t xml:space="preserve"> in </w:t>
+      </w:r>
+      <w:proofErr w:type="spellStart"/>
+      <w:r>
+        <w:t>een</w:t>
+      </w:r>
+      <w:proofErr w:type="spellEnd"/>
+      <w:r>
+        <w:t xml:space="preserve"> </w:t>
+      </w:r>
+      <w:proofErr w:type="spellStart"/>
+      <w:r>
+        <w:t>adviesvorm</w:t>
+      </w:r>
+      <w:proofErr w:type="spellEnd"/>
+    </w:p>
+    <w:p/>
+    <w:p>
+      <w:pPr>
+        <w:pStyle w:val="Kop1"/>
+      </w:pPr>
+      <w:proofErr w:type="spellStart"/>
+      <w:r>
+        <w:t>Literatuurlijst</w:t>
+      </w:r>
+      <w:proofErr w:type="spellEnd"/>
+    </w:p>
+    <w:p>
+      <w:r>
+        <w:t xml:space="preserve">• </w:t>
+      </w:r>
+      <w:proofErr w:type="spellStart"/>
+      <w:r>
+        <w:t>Volgens</w:t>
+      </w:r>
+      <w:proofErr w:type="spellEnd"/>
+      <w:r>
+        <w:t xml:space="preserve"> APA of IEEE.</w:t>
+      </w:r>
+    </w:p>
+    <w:p>
+      <w:r>
+        <w:t xml:space="preserve">• </w:t>
+      </w:r>
+      <w:proofErr w:type="spellStart"/>
+      <w:r>
+        <w:t>Bevat</w:t>
+      </w:r>
+      <w:proofErr w:type="spellEnd"/>
+      <w:r>
+        <w:t xml:space="preserve"> alle </w:t>
+      </w:r>
+      <w:proofErr w:type="spellStart"/>
+      <w:r>
+        <w:t>bronnen</w:t>
+      </w:r>
+      <w:proofErr w:type="spellEnd"/>
+      <w:r>
+        <w:t xml:space="preserve"> die je </w:t>
+      </w:r>
+      <w:proofErr w:type="spellStart"/>
+      <w:r>
+        <w:t>hebt</w:t>
+      </w:r>
+      <w:proofErr w:type="spellEnd"/>
+      <w:r>
+        <w:t xml:space="preserve"> </w:t>
+      </w:r>
+      <w:proofErr w:type="spellStart"/>
+      <w:r>
+        <w:t>gebruikt</w:t>
+      </w:r>
+      <w:proofErr w:type="spellEnd"/>
+      <w:r>
+        <w:t xml:space="preserve"> </w:t>
+      </w:r>
+      <w:proofErr w:type="spellStart"/>
+      <w:r>
+        <w:t>en</w:t>
+      </w:r>
+      <w:proofErr w:type="spellEnd"/>
+      <w:r>
+        <w:t xml:space="preserve"> </w:t>
+      </w:r>
+      <w:proofErr w:type="spellStart"/>
+      <w:r>
+        <w:t>waar</w:t>
+      </w:r>
+      <w:proofErr w:type="spellEnd"/>
+      <w:r>
+        <w:t xml:space="preserve"> je in je </w:t>
+      </w:r>
+      <w:proofErr w:type="spellStart"/>
+      <w:r>
+        <w:t>verslag</w:t>
+      </w:r>
+      <w:proofErr w:type="spellEnd"/>
+      <w:r>
+        <w:t xml:space="preserve"> </w:t>
+      </w:r>
+      <w:proofErr w:type="spellStart"/>
+      <w:r>
+        <w:t>naar</w:t>
+      </w:r>
+      <w:proofErr w:type="spellEnd"/>
+      <w:r>
+        <w:t xml:space="preserve"> </w:t>
+      </w:r>
+      <w:proofErr w:type="spellStart"/>
+      <w:r>
+        <w:t>refereert</w:t>
+      </w:r>
+      <w:proofErr w:type="spellEnd"/>
+      <w:r>
+        <w:t>.</w:t>
+      </w:r>
+    </w:p>
+    <w:p>
+      <w:r>
+        <w:t xml:space="preserve">• </w:t>
+      </w:r>
+      <w:proofErr w:type="spellStart"/>
+      <w:r>
+        <w:t>Relevante</w:t>
+      </w:r>
+      <w:proofErr w:type="spellEnd"/>
+      <w:r>
+        <w:t xml:space="preserve"> </w:t>
+      </w:r>
+      <w:proofErr w:type="spellStart"/>
+      <w:r>
+        <w:t>en</w:t>
+      </w:r>
+      <w:proofErr w:type="spellEnd"/>
+      <w:r>
+        <w:t xml:space="preserve"> </w:t>
+      </w:r>
+      <w:proofErr w:type="spellStart"/>
+      <w:r>
+        <w:t>betrouwbare</w:t>
+      </w:r>
+      <w:proofErr w:type="spellEnd"/>
+      <w:r>
+        <w:t xml:space="preserve"> </w:t>
+      </w:r>
+      <w:proofErr w:type="spellStart"/>
+      <w:r>
+        <w:t>bronnen</w:t>
+      </w:r>
+      <w:proofErr w:type="spellEnd"/>
+    </w:p>
+    <w:p>
+      <w:pPr>
+        <w:pStyle w:val="Kop1"/>
+      </w:pPr>
+      <w:bookmarkStart w:id="4" w:name="_Toc222404535"/>
+      <w:r>
+        <w:lastRenderedPageBreak/>
+        <w:t>C</w:t>
+      </w:r>
+      <w:r>
+        <w:t>hangelog</w:t>
+      </w:r>
+      <w:bookmarkEnd w:id="4"/>
+    </w:p>
+    <w:tbl>
+      <w:tblPr>
+        <w:tblStyle w:val="Tabelraster"/>
+        <w:tblW w:w="0" w:type="auto"/>
+        <w:tblLook w:val="04A0" w:firstRow="1" w:lastRow="0" w:firstColumn="1" w:lastColumn="0" w:noHBand="0" w:noVBand="1"/>
+      </w:tblPr>
+      <w:tblGrid>
+        <w:gridCol w:w="2265"/>
+        <w:gridCol w:w="2265"/>
+        <w:gridCol w:w="2266"/>
+        <w:gridCol w:w="2266"/>
+      </w:tblGrid>
+      <w:tr>
+        <w:tc>
+          <w:tcPr>
+            <w:tcW w:w="2265" w:type="dxa"/>
+          </w:tcPr>
+          <w:p>
+            <w:r>
+              <w:t>Date</w:t>
+            </w:r>
+          </w:p>
+        </w:tc>
+        <w:tc>
+          <w:tcPr>
+            <w:tcW w:w="2265" w:type="dxa"/>
+          </w:tcPr>
+          <w:p>
+            <w:r>
+              <w:t>Version</w:t>
+            </w:r>
+          </w:p>
+        </w:tc>
+        <w:tc>
+          <w:tcPr>
+            <w:tcW w:w="2266" w:type="dxa"/>
+          </w:tcPr>
+          <w:p>
+            <w:r>
+              <w:t xml:space="preserve">Name </w:t>
+            </w:r>
+          </w:p>
+        </w:tc>
+        <w:tc>
+          <w:tcPr>
+            <w:tcW w:w="2266" w:type="dxa"/>
+          </w:tcPr>
+          <w:p>
+            <w:r>
+              <w:t xml:space="preserve">Changed  </w:t>
+            </w:r>
+          </w:p>
+        </w:tc>
+      </w:tr>
+      <w:tr>
+        <w:trPr>
+          <w:trHeight w:val="265"/>
+        </w:trPr>
+        <w:tc>
+          <w:tcPr>
+            <w:tcW w:w="2265" w:type="dxa"/>
+          </w:tcPr>
+          <w:p>
+            <w:r>
+              <w:t>19/2</w:t>
+            </w:r>
+          </w:p>
+        </w:tc>
+        <w:tc>
+          <w:tcPr>
+            <w:tcW w:w="2265" w:type="dxa"/>
+          </w:tcPr>
+          <w:p>
+            <w:r>
+              <w:t>1</w:t>
+            </w:r>
+          </w:p>
+        </w:tc>
+        <w:tc>
+          <w:tcPr>
+            <w:tcW w:w="2266" w:type="dxa"/>
+          </w:tcPr>
+          <w:p>
+            <w:r>
+              <w:t xml:space="preserve">Merel </w:t>
+            </w:r>
+            <w:proofErr w:type="spellStart"/>
+            <w:r>
+              <w:t>vd</w:t>
+            </w:r>
+            <w:proofErr w:type="spellEnd"/>
+            <w:r>
+              <w:t xml:space="preserve"> Leeden</w:t>
+            </w:r>
+          </w:p>
+        </w:tc>
+        <w:tc>
+          <w:tcPr>
+            <w:tcW w:w="2266" w:type="dxa"/>
+          </w:tcPr>
+          <w:p/>
+        </w:tc>
+      </w:tr>
+      <w:tr>
+        <w:tc>
+          <w:tcPr>
+            <w:tcW w:w="2265" w:type="dxa"/>
+          </w:tcPr>
+          <w:p/>
+        </w:tc>
+        <w:tc>
+          <w:tcPr>
+            <w:tcW w:w="2265" w:type="dxa"/>
+          </w:tcPr>
+          <w:p/>
+        </w:tc>
+        <w:tc>
+          <w:tcPr>
+            <w:tcW w:w="2266" w:type="dxa"/>
+          </w:tcPr>
+          <w:p/>
+        </w:tc>
+        <w:tc>
+          <w:tcPr>
+            <w:tcW w:w="2266" w:type="dxa"/>
+          </w:tcPr>
+          <w:p/>
+        </w:tc>
+      </w:tr>
+    </w:tbl>
     <w:p/>
     <w:sectPr>
       <w:pgSz w:w="11906" w:h="16838"/>
@@ -1189,6 +3837,9 @@
     <w:name w:val="Normal"/>
     <w:qFormat/>
     <w:rsid w:val="00623B97"/>
+    <w:rPr>
+      <w:lang w:val="en-US"/>
+    </w:rPr>
   </w:style>
   <w:style w:type="paragraph" w:styleId="Kop1">
     <w:name w:val="heading 1"/>
@@ -1217,7 +3868,6 @@
     <w:next w:val="Standaard"/>
     <w:link w:val="Kop2Char"/>
     <w:uiPriority w:val="9"/>
-    <w:semiHidden/>
     <w:unhideWhenUsed/>
     <w:qFormat/>
     <w:rsid w:val="00A13788"/>
@@ -1434,7 +4084,6 @@
     <w:basedOn w:val="Standaardalinea-lettertype"/>
     <w:link w:val="Kop2"/>
     <w:uiPriority w:val="9"/>
-    <w:semiHidden/>
     <w:rsid w:val="00A13788"/>
     <w:rPr>
       <w:rFonts w:asciiTheme="majorHAnsi" w:eastAsiaTheme="majorEastAsia" w:hAnsiTheme="majorHAnsi" w:cstheme="majorBidi"/>
@@ -1735,6 +4384,71 @@
       <w14:ligatures w14:val="none"/>
     </w:rPr>
   </w:style>
+  <w:style w:type="character" w:styleId="Hyperlink">
+    <w:name w:val="Hyperlink"/>
+    <w:basedOn w:val="Standaardalinea-lettertype"/>
+    <w:uiPriority w:val="99"/>
+    <w:unhideWhenUsed/>
+    <w:rsid w:val="005B28F6"/>
+    <w:rPr>
+      <w:color w:val="467886" w:themeColor="hyperlink"/>
+      <w:u w:val="single"/>
+    </w:rPr>
+  </w:style>
+  <w:style w:type="paragraph" w:styleId="Kopvaninhoudsopgave">
+    <w:name w:val="TOC Heading"/>
+    <w:basedOn w:val="Kop1"/>
+    <w:next w:val="Standaard"/>
+    <w:uiPriority w:val="39"/>
+    <w:unhideWhenUsed/>
+    <w:qFormat/>
+    <w:rsid w:val="005B28F6"/>
+    <w:pPr>
+      <w:spacing w:before="240" w:after="0"/>
+      <w:outlineLvl w:val="9"/>
+    </w:pPr>
+    <w:rPr>
+      <w:kern w:val="0"/>
+      <w:sz w:val="32"/>
+      <w:szCs w:val="32"/>
+      <w:lang w:val="nl-NL" w:eastAsia="nl-NL"/>
+      <w14:ligatures w14:val="none"/>
+    </w:rPr>
+  </w:style>
+  <w:style w:type="paragraph" w:styleId="Inhopg1">
+    <w:name w:val="toc 1"/>
+    <w:basedOn w:val="Standaard"/>
+    <w:next w:val="Standaard"/>
+    <w:autoRedefine/>
+    <w:uiPriority w:val="39"/>
+    <w:unhideWhenUsed/>
+    <w:rsid w:val="005B28F6"/>
+    <w:pPr>
+      <w:spacing w:after="100"/>
+    </w:pPr>
+    <w:rPr>
+      <w:lang w:val="nl-NL"/>
+    </w:rPr>
+  </w:style>
+  <w:style w:type="table" w:styleId="Tabelraster">
+    <w:name w:val="Table Grid"/>
+    <w:basedOn w:val="Standaardtabel"/>
+    <w:uiPriority w:val="39"/>
+    <w:rsid w:val="00DA601D"/>
+    <w:pPr>
+      <w:spacing w:after="0" w:line="240" w:lineRule="auto"/>
+    </w:pPr>
+    <w:tblPr>
+      <w:tblBorders>
+        <w:top w:val="single" w:sz="4" w:space="0" w:color="auto"/>
+        <w:left w:val="single" w:sz="4" w:space="0" w:color="auto"/>
+        <w:bottom w:val="single" w:sz="4" w:space="0" w:color="auto"/>
+        <w:right w:val="single" w:sz="4" w:space="0" w:color="auto"/>
+        <w:insideH w:val="single" w:sz="4" w:space="0" w:color="auto"/>
+        <w:insideV w:val="single" w:sz="4" w:space="0" w:color="auto"/>
+      </w:tblBorders>
+    </w:tblPr>
+  </w:style>
 </w:styles>
 </file>
 
